--- a/theory/Этап_3_Информационная_система_кафе.docx
+++ b/theory/Этап_3_Информационная_система_кафе.docx
@@ -49,10 +49,7 @@
         <w:jc w:val="both"/>
       </w:pPr>
       <w:r>
-        <w:t>На втором этапе мы описали предметную область кафе и выяснили, какие данные понадобятся. Теперь нужно превратить это в конкретные требования: кто и что будет делать в системе, какие данные вводятся и выводятся, как всё это будет устроено внутри. Результато</w:t>
-      </w:r>
-      <w:r>
-        <w:t>м этапа становится спецификация требований, на которую мы будем опираться при проектировании базы данных и написании приложения.</w:t>
+        <w:t>На втором этапе мы описали предметную область кафе и выяснили, какие данные понадобятся. Теперь нужно превратить это в конкретные требования: кто и что будет делать в системе, какие данные вводятся и выводятся, как всё это будет устроено внутри. Результатом этапа становится спецификация требований, на которую мы будем опираться при проектировании базы данных и написании приложения.</w:t>
       </w:r>
     </w:p>
     <w:p>
@@ -62,10 +59,7 @@
         <w:jc w:val="both"/>
       </w:pPr>
       <w:r>
-        <w:t>Как и раньше, речь идёт о вымышленном кафе «Причал» на 12 столиков. Система остаётся небольшой: меню, заказы, сотрудники и неск</w:t>
-      </w:r>
-      <w:r>
-        <w:t>олько отчётов. Этап включает следующие работы:</w:t>
+        <w:t>Как и раньше, речь идёт о вымышленном кафе «Причал» на 12 столиков. Система остаётся небольшой: меню, заказы, сотрудники и несколько отчётов. Этап включает следующие работы:</w:t>
       </w:r>
     </w:p>
     <w:p>
@@ -150,10 +144,7 @@
         <w:jc w:val="both"/>
       </w:pPr>
       <w:r>
-        <w:t>р</w:t>
-      </w:r>
-      <w:r>
-        <w:t>азработка общей структуры системы;</w:t>
+        <w:t>разработка общей структуры системы;</w:t>
       </w:r>
     </w:p>
     <w:p>
@@ -206,10 +197,7 @@
         <w:jc w:val="both"/>
       </w:pPr>
       <w:r>
-        <w:t>В кафе с системой будут работать три категории сотрудников. Для каждой определена роль, т</w:t>
-      </w:r>
-      <w:r>
-        <w:t>о есть набор задач и прав. Роли описаны в таблице 1.</w:t>
+        <w:t>В кафе с системой будут работать три категории сотрудников. Для каждой определена роль, то есть набор задач и прав. Роли описаны в таблице 1.</w:t>
       </w:r>
     </w:p>
     <w:p>
@@ -244,12 +232,6 @@
         <w:gridCol w:w="5255"/>
       </w:tblGrid>
       <w:tr>
-        <w:tblPrEx>
-          <w:tblCellMar>
-            <w:top w:w="0" w:type="dxa"/>
-            <w:bottom w:w="0" w:type="dxa"/>
-          </w:tblCellMar>
-        </w:tblPrEx>
         <w:trPr>
           <w:cantSplit/>
           <w:tblHeader/>
@@ -349,12 +331,6 @@
         </w:tc>
       </w:tr>
       <w:tr>
-        <w:tblPrEx>
-          <w:tblCellMar>
-            <w:top w:w="0" w:type="dxa"/>
-            <w:bottom w:w="0" w:type="dxa"/>
-          </w:tblCellMar>
-        </w:tblPrEx>
         <w:trPr>
           <w:cantSplit/>
         </w:trPr>
@@ -435,12 +411,6 @@
         </w:tc>
       </w:tr>
       <w:tr>
-        <w:tblPrEx>
-          <w:tblCellMar>
-            <w:top w:w="0" w:type="dxa"/>
-            <w:bottom w:w="0" w:type="dxa"/>
-          </w:tblCellMar>
-        </w:tblPrEx>
         <w:trPr>
           <w:cantSplit/>
         </w:trPr>
@@ -521,12 +491,6 @@
         </w:tc>
       </w:tr>
       <w:tr>
-        <w:tblPrEx>
-          <w:tblCellMar>
-            <w:top w:w="0" w:type="dxa"/>
-            <w:bottom w:w="0" w:type="dxa"/>
-          </w:tblCellMar>
-        </w:tblPrEx>
         <w:trPr>
           <w:cantSplit/>
         </w:trPr>
@@ -651,12 +615,6 @@
         <w:gridCol w:w="1923"/>
       </w:tblGrid>
       <w:tr>
-        <w:tblPrEx>
-          <w:tblCellMar>
-            <w:top w:w="0" w:type="dxa"/>
-            <w:bottom w:w="0" w:type="dxa"/>
-          </w:tblCellMar>
-        </w:tblPrEx>
         <w:trPr>
           <w:cantSplit/>
           <w:tblHeader/>
@@ -787,12 +745,6 @@
         </w:tc>
       </w:tr>
       <w:tr>
-        <w:tblPrEx>
-          <w:tblCellMar>
-            <w:top w:w="0" w:type="dxa"/>
-            <w:bottom w:w="0" w:type="dxa"/>
-          </w:tblCellMar>
-        </w:tblPrEx>
         <w:trPr>
           <w:cantSplit/>
         </w:trPr>
@@ -898,12 +850,6 @@
         </w:tc>
       </w:tr>
       <w:tr>
-        <w:tblPrEx>
-          <w:tblCellMar>
-            <w:top w:w="0" w:type="dxa"/>
-            <w:bottom w:w="0" w:type="dxa"/>
-          </w:tblCellMar>
-        </w:tblPrEx>
         <w:trPr>
           <w:cantSplit/>
         </w:trPr>
@@ -1009,12 +955,6 @@
         </w:tc>
       </w:tr>
       <w:tr>
-        <w:tblPrEx>
-          <w:tblCellMar>
-            <w:top w:w="0" w:type="dxa"/>
-            <w:bottom w:w="0" w:type="dxa"/>
-          </w:tblCellMar>
-        </w:tblPrEx>
         <w:trPr>
           <w:cantSplit/>
         </w:trPr>
@@ -1120,12 +1060,6 @@
         </w:tc>
       </w:tr>
       <w:tr>
-        <w:tblPrEx>
-          <w:tblCellMar>
-            <w:top w:w="0" w:type="dxa"/>
-            <w:bottom w:w="0" w:type="dxa"/>
-          </w:tblCellMar>
-        </w:tblPrEx>
         <w:trPr>
           <w:cantSplit/>
         </w:trPr>
@@ -1231,12 +1165,6 @@
         </w:tc>
       </w:tr>
       <w:tr>
-        <w:tblPrEx>
-          <w:tblCellMar>
-            <w:top w:w="0" w:type="dxa"/>
-            <w:bottom w:w="0" w:type="dxa"/>
-          </w:tblCellMar>
-        </w:tblPrEx>
         <w:trPr>
           <w:cantSplit/>
         </w:trPr>
@@ -1342,12 +1270,6 @@
         </w:tc>
       </w:tr>
       <w:tr>
-        <w:tblPrEx>
-          <w:tblCellMar>
-            <w:top w:w="0" w:type="dxa"/>
-            <w:bottom w:w="0" w:type="dxa"/>
-          </w:tblCellMar>
-        </w:tblPrEx>
         <w:trPr>
           <w:cantSplit/>
         </w:trPr>
@@ -1453,12 +1375,6 @@
         </w:tc>
       </w:tr>
       <w:tr>
-        <w:tblPrEx>
-          <w:tblCellMar>
-            <w:top w:w="0" w:type="dxa"/>
-            <w:bottom w:w="0" w:type="dxa"/>
-          </w:tblCellMar>
-        </w:tblPrEx>
         <w:trPr>
           <w:cantSplit/>
         </w:trPr>
@@ -1564,12 +1480,6 @@
         </w:tc>
       </w:tr>
       <w:tr>
-        <w:tblPrEx>
-          <w:tblCellMar>
-            <w:top w:w="0" w:type="dxa"/>
-            <w:bottom w:w="0" w:type="dxa"/>
-          </w:tblCellMar>
-        </w:tblPrEx>
         <w:trPr>
           <w:cantSplit/>
         </w:trPr>
@@ -1697,14 +1607,7 @@
           <w:b/>
           <w:bCs/>
         </w:rPr>
-        <w:t>Выв</w:t>
-      </w:r>
-      <w:r>
-        <w:rPr>
-          <w:b/>
-          <w:bCs/>
-        </w:rPr>
-        <w:t xml:space="preserve">од. </w:t>
+        <w:t xml:space="preserve">Вывод. </w:t>
       </w:r>
       <w:r>
         <w:t>Определены три роли, для них составлена таблица прав. Администратор может выполнять все функции.</w:t>
@@ -1729,10 +1632,7 @@
         <w:jc w:val="both"/>
       </w:pPr>
       <w:r>
-        <w:t>Контекстная диаграмма показывает систему как единое целое и её связь с внешним миром, то есть с теми, кто передаёт ей данные и по</w:t>
-      </w:r>
-      <w:r>
-        <w:t>лучает от неё результат. Для нашей системы внешними участниками являются три роли. Диаграмма приведена на рисунке 1.</w:t>
+        <w:t>Контекстная диаграмма показывает систему как единое целое и её связь с внешним миром, то есть с теми, кто передаёт ей данные и получает от неё результат. Для нашей системы внешними участниками являются три роли. Диаграмма приведена на рисунке 1.</w:t>
       </w:r>
     </w:p>
     <w:p>
@@ -1765,7 +1665,7 @@
             <v:path o:extrusionok="f" gradientshapeok="t" o:connecttype="rect"/>
             <o:lock v:ext="edit" aspectratio="t"/>
           </v:shapetype>
-          <v:shape id="_x0000_i1025" type="#_x0000_t75" style="width:467.7pt;height:187.2pt">
+          <v:shape id="_x0000_i1025" type="#_x0000_t75" style="width:468pt;height:186.75pt">
             <v:imagedata r:id="rId7" o:title="Untitled"/>
           </v:shape>
         </w:pict>
@@ -1787,10 +1687,7 @@
         <w:jc w:val="both"/>
       </w:pPr>
       <w:r>
-        <w:t>Официант передаёт в систему данные заказа и новые статусы, а получает меню, состав и сумму заказа. Повар и бармен получают список заказов к приготовлению и сообщают о готовности. Администратор вносит изменения в меню и сотрудников, запрашивает отчёты и пол</w:t>
-      </w:r>
-      <w:r>
-        <w:t>учает их.</w:t>
+        <w:t>Официант передаёт в систему данные заказа и новые статусы, а получает меню, состав и сумму заказа. Повар и бармен получают список заказов к приготовлению и сообщают о готовности. Администратор вносит изменения в меню и сотрудников, запрашивает отчёты и получает их.</w:t>
       </w:r>
     </w:p>
     <w:p>
@@ -1829,7 +1726,23 @@
         <w:jc w:val="both"/>
       </w:pPr>
       <w:r>
-        <w:t>Диаграмма прецедентов (Use Case) показывает, какие действия доступны каждой роли. На рисунке 2 действия изображены овалами внутри границы системы, а роли – фигурками снаружи.</w:t>
+        <w:t>Диаграмма прецедентов (</w:t>
+      </w:r>
+      <w:proofErr w:type="spellStart"/>
+      <w:r>
+        <w:t>Use</w:t>
+      </w:r>
+      <w:proofErr w:type="spellEnd"/>
+      <w:r>
+        <w:t xml:space="preserve"> </w:t>
+      </w:r>
+      <w:proofErr w:type="spellStart"/>
+      <w:r>
+        <w:t>Case</w:t>
+      </w:r>
+      <w:proofErr w:type="spellEnd"/>
+      <w:r>
+        <w:t>) показывает, какие действия доступны каждой роли. На рисунке 2 действия изображены овалами внутри границы системы, а роли – фигурками снаружи.</w:t>
       </w:r>
     </w:p>
     <w:p>
@@ -1841,7 +1754,7 @@
       <w:r>
         <w:lastRenderedPageBreak/>
         <w:pict>
-          <v:shape id="_x0000_i1028" type="#_x0000_t75" style="width:467.7pt;height:457.35pt">
+          <v:shape id="_x0000_i1026" type="#_x0000_t75" style="width:467.25pt;height:457.5pt">
             <v:imagedata r:id="rId8" o:title="Untitled(1)"/>
           </v:shape>
         </w:pict>
@@ -1863,13 +1776,7 @@
         <w:jc w:val="both"/>
       </w:pPr>
       <w:r>
-        <w:t>Просмотр меню и заказов нужен всем, поэтому э</w:t>
-      </w:r>
-      <w:r>
-        <w:t>ти прецеденты связаны со всеми тремя ролями. Оформление заказа и изменение его состава доступны официанту и администратору. Статус заказа меняют все, но разные статусы: повар отвечает за приготовление, официант за выдачу и оплату. Ведение меню, сотрудников</w:t>
-      </w:r>
-      <w:r>
-        <w:t xml:space="preserve"> и отчёты остаются за администратором.</w:t>
+        <w:t>Просмотр меню и заказов нужен всем, поэтому эти прецеденты связаны со всеми тремя ролями. Оформление заказа и изменение его состава доступны официанту и администратору. Статус заказа меняют все, но разные статусы: повар отвечает за приготовление, официант за выдачу и оплату. Ведение меню, сотрудников и отчёты остаются за администратором.</w:t>
       </w:r>
     </w:p>
     <w:p>
@@ -1903,10 +1810,7 @@
         <w:t xml:space="preserve">Вывод по главе 1. </w:t>
       </w:r>
       <w:r>
-        <w:t>Определены роли пользователей, их права и границы системы. Контекстная диаграмма и диаграмма прецедентов зад</w:t>
-      </w:r>
-      <w:r>
-        <w:t>ают, что система должна делать для каждой роли, и служат основой для перечня требований.</w:t>
+        <w:t>Определены роли пользователей, их права и границы системы. Контекстная диаграмма и диаграмма прецедентов задают, что система должна делать для каждой роли, и служат основой для перечня требований.</w:t>
       </w:r>
     </w:p>
     <w:p>
@@ -1942,10 +1846,7 @@
         <w:jc w:val="both"/>
       </w:pPr>
       <w:r>
-        <w:t xml:space="preserve">Функциональные требования описывают, что именно система должна делать. Они собраны в таблице 3 и сгруппированы по </w:t>
-      </w:r>
-      <w:r>
-        <w:t>темам: меню, заказы, сотрудники и отчёты.</w:t>
+        <w:t>Функциональные требования описывают, что именно система должна делать. Они собраны в таблице 3 и сгруппированы по темам: меню, заказы, сотрудники и отчёты.</w:t>
       </w:r>
     </w:p>
     <w:p>
@@ -1980,12 +1881,6 @@
         <w:gridCol w:w="2500"/>
       </w:tblGrid>
       <w:tr>
-        <w:tblPrEx>
-          <w:tblCellMar>
-            <w:top w:w="0" w:type="dxa"/>
-            <w:bottom w:w="0" w:type="dxa"/>
-          </w:tblCellMar>
-        </w:tblPrEx>
         <w:trPr>
           <w:cantSplit/>
           <w:tblHeader/>
@@ -2085,12 +1980,6 @@
         </w:tc>
       </w:tr>
       <w:tr>
-        <w:tblPrEx>
-          <w:tblCellMar>
-            <w:top w:w="0" w:type="dxa"/>
-            <w:bottom w:w="0" w:type="dxa"/>
-          </w:tblCellMar>
-        </w:tblPrEx>
         <w:trPr>
           <w:cantSplit/>
         </w:trPr>
@@ -2171,12 +2060,6 @@
         </w:tc>
       </w:tr>
       <w:tr>
-        <w:tblPrEx>
-          <w:tblCellMar>
-            <w:top w:w="0" w:type="dxa"/>
-            <w:bottom w:w="0" w:type="dxa"/>
-          </w:tblCellMar>
-        </w:tblPrEx>
         <w:trPr>
           <w:cantSplit/>
         </w:trPr>
@@ -2257,12 +2140,6 @@
         </w:tc>
       </w:tr>
       <w:tr>
-        <w:tblPrEx>
-          <w:tblCellMar>
-            <w:top w:w="0" w:type="dxa"/>
-            <w:bottom w:w="0" w:type="dxa"/>
-          </w:tblCellMar>
-        </w:tblPrEx>
         <w:trPr>
           <w:cantSplit/>
         </w:trPr>
@@ -2343,12 +2220,6 @@
         </w:tc>
       </w:tr>
       <w:tr>
-        <w:tblPrEx>
-          <w:tblCellMar>
-            <w:top w:w="0" w:type="dxa"/>
-            <w:bottom w:w="0" w:type="dxa"/>
-          </w:tblCellMar>
-        </w:tblPrEx>
         <w:trPr>
           <w:cantSplit/>
         </w:trPr>
@@ -2429,12 +2300,6 @@
         </w:tc>
       </w:tr>
       <w:tr>
-        <w:tblPrEx>
-          <w:tblCellMar>
-            <w:top w:w="0" w:type="dxa"/>
-            <w:bottom w:w="0" w:type="dxa"/>
-          </w:tblCellMar>
-        </w:tblPrEx>
         <w:trPr>
           <w:cantSplit/>
         </w:trPr>
@@ -2515,12 +2380,6 @@
         </w:tc>
       </w:tr>
       <w:tr>
-        <w:tblPrEx>
-          <w:tblCellMar>
-            <w:top w:w="0" w:type="dxa"/>
-            <w:bottom w:w="0" w:type="dxa"/>
-          </w:tblCellMar>
-        </w:tblPrEx>
         <w:trPr>
           <w:cantSplit/>
         </w:trPr>
@@ -2601,12 +2460,6 @@
         </w:tc>
       </w:tr>
       <w:tr>
-        <w:tblPrEx>
-          <w:tblCellMar>
-            <w:top w:w="0" w:type="dxa"/>
-            <w:bottom w:w="0" w:type="dxa"/>
-          </w:tblCellMar>
-        </w:tblPrEx>
         <w:trPr>
           <w:cantSplit/>
         </w:trPr>
@@ -2687,12 +2540,6 @@
         </w:tc>
       </w:tr>
       <w:tr>
-        <w:tblPrEx>
-          <w:tblCellMar>
-            <w:top w:w="0" w:type="dxa"/>
-            <w:bottom w:w="0" w:type="dxa"/>
-          </w:tblCellMar>
-        </w:tblPrEx>
         <w:trPr>
           <w:cantSplit/>
         </w:trPr>
@@ -2773,12 +2620,6 @@
         </w:tc>
       </w:tr>
       <w:tr>
-        <w:tblPrEx>
-          <w:tblCellMar>
-            <w:top w:w="0" w:type="dxa"/>
-            <w:bottom w:w="0" w:type="dxa"/>
-          </w:tblCellMar>
-        </w:tblPrEx>
         <w:trPr>
           <w:cantSplit/>
         </w:trPr>
@@ -2859,12 +2700,6 @@
         </w:tc>
       </w:tr>
       <w:tr>
-        <w:tblPrEx>
-          <w:tblCellMar>
-            <w:top w:w="0" w:type="dxa"/>
-            <w:bottom w:w="0" w:type="dxa"/>
-          </w:tblCellMar>
-        </w:tblPrEx>
         <w:trPr>
           <w:cantSplit/>
         </w:trPr>
@@ -2945,12 +2780,6 @@
         </w:tc>
       </w:tr>
       <w:tr>
-        <w:tblPrEx>
-          <w:tblCellMar>
-            <w:top w:w="0" w:type="dxa"/>
-            <w:bottom w:w="0" w:type="dxa"/>
-          </w:tblCellMar>
-        </w:tblPrEx>
         <w:trPr>
           <w:cantSplit/>
         </w:trPr>
@@ -3031,12 +2860,6 @@
         </w:tc>
       </w:tr>
       <w:tr>
-        <w:tblPrEx>
-          <w:tblCellMar>
-            <w:top w:w="0" w:type="dxa"/>
-            <w:bottom w:w="0" w:type="dxa"/>
-          </w:tblCellMar>
-        </w:tblPrEx>
         <w:trPr>
           <w:cantSplit/>
         </w:trPr>
@@ -3117,12 +2940,6 @@
         </w:tc>
       </w:tr>
       <w:tr>
-        <w:tblPrEx>
-          <w:tblCellMar>
-            <w:top w:w="0" w:type="dxa"/>
-            <w:bottom w:w="0" w:type="dxa"/>
-          </w:tblCellMar>
-        </w:tblPrEx>
         <w:trPr>
           <w:cantSplit/>
         </w:trPr>
@@ -3203,12 +3020,6 @@
         </w:tc>
       </w:tr>
       <w:tr>
-        <w:tblPrEx>
-          <w:tblCellMar>
-            <w:top w:w="0" w:type="dxa"/>
-            <w:bottom w:w="0" w:type="dxa"/>
-          </w:tblCellMar>
-        </w:tblPrEx>
         <w:trPr>
           <w:cantSplit/>
         </w:trPr>
@@ -3289,12 +3100,6 @@
         </w:tc>
       </w:tr>
       <w:tr>
-        <w:tblPrEx>
-          <w:tblCellMar>
-            <w:top w:w="0" w:type="dxa"/>
-            <w:bottom w:w="0" w:type="dxa"/>
-          </w:tblCellMar>
-        </w:tblPrEx>
         <w:trPr>
           <w:cantSplit/>
         </w:trPr>
@@ -3376,12 +3181,6 @@
         </w:tc>
       </w:tr>
       <w:tr>
-        <w:tblPrEx>
-          <w:tblCellMar>
-            <w:top w:w="0" w:type="dxa"/>
-            <w:bottom w:w="0" w:type="dxa"/>
-          </w:tblCellMar>
-        </w:tblPrEx>
         <w:trPr>
           <w:cantSplit/>
         </w:trPr>
@@ -3462,12 +3261,6 @@
         </w:tc>
       </w:tr>
       <w:tr>
-        <w:tblPrEx>
-          <w:tblCellMar>
-            <w:top w:w="0" w:type="dxa"/>
-            <w:bottom w:w="0" w:type="dxa"/>
-          </w:tblCellMar>
-        </w:tblPrEx>
         <w:trPr>
           <w:cantSplit/>
         </w:trPr>
@@ -3548,12 +3341,6 @@
         </w:tc>
       </w:tr>
       <w:tr>
-        <w:tblPrEx>
-          <w:tblCellMar>
-            <w:top w:w="0" w:type="dxa"/>
-            <w:bottom w:w="0" w:type="dxa"/>
-          </w:tblCellMar>
-        </w:tblPrEx>
         <w:trPr>
           <w:cantSplit/>
         </w:trPr>
@@ -3634,12 +3421,6 @@
         </w:tc>
       </w:tr>
       <w:tr>
-        <w:tblPrEx>
-          <w:tblCellMar>
-            <w:top w:w="0" w:type="dxa"/>
-            <w:bottom w:w="0" w:type="dxa"/>
-          </w:tblCellMar>
-        </w:tblPrEx>
         <w:trPr>
           <w:cantSplit/>
         </w:trPr>
@@ -3720,12 +3501,6 @@
         </w:tc>
       </w:tr>
       <w:tr>
-        <w:tblPrEx>
-          <w:tblCellMar>
-            <w:top w:w="0" w:type="dxa"/>
-            <w:bottom w:w="0" w:type="dxa"/>
-          </w:tblCellMar>
-        </w:tblPrEx>
         <w:trPr>
           <w:cantSplit/>
         </w:trPr>
@@ -3843,10 +3618,7 @@
         <w:ind w:firstLine="851"/>
       </w:pPr>
       <w:r>
-        <w:t>2.2 Правила р</w:t>
-      </w:r>
-      <w:r>
-        <w:t>аботы со статусами заказа</w:t>
+        <w:t>2.2 Правила работы со статусами заказа</w:t>
       </w:r>
     </w:p>
     <w:p>
@@ -3856,10 +3628,15 @@
         <w:jc w:val="both"/>
       </w:pPr>
       <w:r>
-        <w:t>Заказ проходит через несколько статусов, но переходить из одного в другой можно не как угодно. Нельзя, например, сразу оплатить заказ, который ещё не выдан, или вернуть оплаченный заказ на кухню. Допустимые переходы показаны в таб</w:t>
-      </w:r>
-      <w:r>
-        <w:t>лице 4. Эти правила система будет проверять при каждой смене статуса (требование ФТ-14).</w:t>
+        <w:t xml:space="preserve">Заказ проходит через несколько статусов, но переходить из одного в другой можно </w:t>
+      </w:r>
+      <w:proofErr w:type="gramStart"/>
+      <w:r>
+        <w:t>не</w:t>
+      </w:r>
+      <w:proofErr w:type="gramEnd"/>
+      <w:r>
+        <w:t xml:space="preserve"> как угодно. Нельзя, например, сразу оплатить заказ, который ещё не выдан, или вернуть оплаченный заказ на кухню. Допустимые переходы показаны в таблице 4. Эти правила система будет проверять при каждой смене статуса (требование ФТ-14).</w:t>
       </w:r>
     </w:p>
     <w:p>
@@ -3894,12 +3671,6 @@
         <w:gridCol w:w="3055"/>
       </w:tblGrid>
       <w:tr>
-        <w:tblPrEx>
-          <w:tblCellMar>
-            <w:top w:w="0" w:type="dxa"/>
-            <w:bottom w:w="0" w:type="dxa"/>
-          </w:tblCellMar>
-        </w:tblPrEx>
         <w:trPr>
           <w:cantSplit/>
           <w:tblHeader/>
@@ -3999,12 +3770,6 @@
         </w:tc>
       </w:tr>
       <w:tr>
-        <w:tblPrEx>
-          <w:tblCellMar>
-            <w:top w:w="0" w:type="dxa"/>
-            <w:bottom w:w="0" w:type="dxa"/>
-          </w:tblCellMar>
-        </w:tblPrEx>
         <w:trPr>
           <w:cantSplit/>
         </w:trPr>
@@ -4085,12 +3850,6 @@
         </w:tc>
       </w:tr>
       <w:tr>
-        <w:tblPrEx>
-          <w:tblCellMar>
-            <w:top w:w="0" w:type="dxa"/>
-            <w:bottom w:w="0" w:type="dxa"/>
-          </w:tblCellMar>
-        </w:tblPrEx>
         <w:trPr>
           <w:cantSplit/>
         </w:trPr>
@@ -4171,12 +3930,6 @@
         </w:tc>
       </w:tr>
       <w:tr>
-        <w:tblPrEx>
-          <w:tblCellMar>
-            <w:top w:w="0" w:type="dxa"/>
-            <w:bottom w:w="0" w:type="dxa"/>
-          </w:tblCellMar>
-        </w:tblPrEx>
         <w:trPr>
           <w:cantSplit/>
         </w:trPr>
@@ -4257,12 +4010,6 @@
         </w:tc>
       </w:tr>
       <w:tr>
-        <w:tblPrEx>
-          <w:tblCellMar>
-            <w:top w:w="0" w:type="dxa"/>
-            <w:bottom w:w="0" w:type="dxa"/>
-          </w:tblCellMar>
-        </w:tblPrEx>
         <w:trPr>
           <w:cantSplit/>
         </w:trPr>
@@ -4344,12 +4091,6 @@
         </w:tc>
       </w:tr>
       <w:tr>
-        <w:tblPrEx>
-          <w:tblCellMar>
-            <w:top w:w="0" w:type="dxa"/>
-            <w:bottom w:w="0" w:type="dxa"/>
-          </w:tblCellMar>
-        </w:tblPrEx>
         <w:trPr>
           <w:cantSplit/>
         </w:trPr>
@@ -4430,12 +4171,6 @@
         </w:tc>
       </w:tr>
       <w:tr>
-        <w:tblPrEx>
-          <w:tblCellMar>
-            <w:top w:w="0" w:type="dxa"/>
-            <w:bottom w:w="0" w:type="dxa"/>
-          </w:tblCellMar>
-        </w:tblPrEx>
         <w:trPr>
           <w:cantSplit/>
         </w:trPr>
@@ -4541,10 +4276,7 @@
         <w:t xml:space="preserve">Вывод. </w:t>
       </w:r>
       <w:r>
-        <w:t>Для статусов заказа определена схема переходов, которую сист</w:t>
-      </w:r>
-      <w:r>
-        <w:t>ема будет проверять автоматически.</w:t>
+        <w:t>Для статусов заказа определена схема переходов, которую система будет проверять автоматически.</w:t>
       </w:r>
     </w:p>
     <w:p>
@@ -4601,12 +4333,6 @@
         <w:gridCol w:w="5305"/>
       </w:tblGrid>
       <w:tr>
-        <w:tblPrEx>
-          <w:tblCellMar>
-            <w:top w:w="0" w:type="dxa"/>
-            <w:bottom w:w="0" w:type="dxa"/>
-          </w:tblCellMar>
-        </w:tblPrEx>
         <w:trPr>
           <w:cantSplit/>
           <w:tblHeader/>
@@ -4706,12 +4432,6 @@
         </w:tc>
       </w:tr>
       <w:tr>
-        <w:tblPrEx>
-          <w:tblCellMar>
-            <w:top w:w="0" w:type="dxa"/>
-            <w:bottom w:w="0" w:type="dxa"/>
-          </w:tblCellMar>
-        </w:tblPrEx>
         <w:trPr>
           <w:cantSplit/>
         </w:trPr>
@@ -4786,18 +4506,20 @@
               <w:spacing w:line="360" w:lineRule="auto"/>
             </w:pPr>
             <w:r>
-              <w:t>Данные хранятся в реляционной базе SQL Server; связи между таблицами обеспечиваются первичными и внешними ключами</w:t>
+              <w:t xml:space="preserve">Данные хранятся в реляционной базе SQL </w:t>
+            </w:r>
+            <w:proofErr w:type="spellStart"/>
+            <w:r>
+              <w:t>Server</w:t>
+            </w:r>
+            <w:proofErr w:type="spellEnd"/>
+            <w:r>
+              <w:t>; связи между таблицами обеспечиваются первичными и внешними ключами</w:t>
             </w:r>
           </w:p>
         </w:tc>
       </w:tr>
       <w:tr>
-        <w:tblPrEx>
-          <w:tblCellMar>
-            <w:top w:w="0" w:type="dxa"/>
-            <w:bottom w:w="0" w:type="dxa"/>
-          </w:tblCellMar>
-        </w:tblPrEx>
         <w:trPr>
           <w:cantSplit/>
         </w:trPr>
@@ -4878,12 +4600,6 @@
         </w:tc>
       </w:tr>
       <w:tr>
-        <w:tblPrEx>
-          <w:tblCellMar>
-            <w:top w:w="0" w:type="dxa"/>
-            <w:bottom w:w="0" w:type="dxa"/>
-          </w:tblCellMar>
-        </w:tblPrEx>
         <w:trPr>
           <w:cantSplit/>
         </w:trPr>
@@ -4964,12 +4680,6 @@
         </w:tc>
       </w:tr>
       <w:tr>
-        <w:tblPrEx>
-          <w:tblCellMar>
-            <w:top w:w="0" w:type="dxa"/>
-            <w:bottom w:w="0" w:type="dxa"/>
-          </w:tblCellMar>
-        </w:tblPrEx>
         <w:trPr>
           <w:cantSplit/>
         </w:trPr>
@@ -5050,12 +4760,6 @@
         </w:tc>
       </w:tr>
       <w:tr>
-        <w:tblPrEx>
-          <w:tblCellMar>
-            <w:top w:w="0" w:type="dxa"/>
-            <w:bottom w:w="0" w:type="dxa"/>
-          </w:tblCellMar>
-        </w:tblPrEx>
         <w:trPr>
           <w:cantSplit/>
         </w:trPr>
@@ -5130,21 +4834,12 @@
               <w:spacing w:line="360" w:lineRule="auto"/>
             </w:pPr>
             <w:r>
-              <w:t xml:space="preserve">Нельзя удалить категорию, в которой есть блюда, и блюдо, использованное в </w:t>
-            </w:r>
-            <w:r>
-              <w:t>заказах; цена должна быть больше нуля, количество – целым числом больше нуля</w:t>
+              <w:t>Нельзя удалить категорию, в которой есть блюда, и блюдо, использованное в заказах; цена должна быть больше нуля, количество – целым числом больше нуля</w:t>
             </w:r>
           </w:p>
         </w:tc>
       </w:tr>
       <w:tr>
-        <w:tblPrEx>
-          <w:tblCellMar>
-            <w:top w:w="0" w:type="dxa"/>
-            <w:bottom w:w="0" w:type="dxa"/>
-          </w:tblCellMar>
-        </w:tblPrEx>
         <w:trPr>
           <w:cantSplit/>
         </w:trPr>
@@ -5226,12 +4921,6 @@
         </w:tc>
       </w:tr>
       <w:tr>
-        <w:tblPrEx>
-          <w:tblCellMar>
-            <w:top w:w="0" w:type="dxa"/>
-            <w:bottom w:w="0" w:type="dxa"/>
-          </w:tblCellMar>
-        </w:tblPrEx>
         <w:trPr>
           <w:cantSplit/>
         </w:trPr>
@@ -5312,12 +5001,6 @@
         </w:tc>
       </w:tr>
       <w:tr>
-        <w:tblPrEx>
-          <w:tblCellMar>
-            <w:top w:w="0" w:type="dxa"/>
-            <w:bottom w:w="0" w:type="dxa"/>
-          </w:tblCellMar>
-        </w:tblPrEx>
         <w:trPr>
           <w:cantSplit/>
         </w:trPr>
@@ -5398,12 +5081,6 @@
         </w:tc>
       </w:tr>
       <w:tr>
-        <w:tblPrEx>
-          <w:tblCellMar>
-            <w:top w:w="0" w:type="dxa"/>
-            <w:bottom w:w="0" w:type="dxa"/>
-          </w:tblCellMar>
-        </w:tblPrEx>
         <w:trPr>
           <w:cantSplit/>
         </w:trPr>
@@ -5478,10 +5155,7 @@
               <w:spacing w:line="360" w:lineRule="auto"/>
             </w:pPr>
             <w:r>
-              <w:t>Подготовлены SQL-скрипты создания и заполнени</w:t>
-            </w:r>
-            <w:r>
-              <w:t>я базы, код снабжён комментариями</w:t>
+              <w:t>Подготовлены SQL-скрипты создания и заполнения базы, код снабжён комментариями</w:t>
             </w:r>
           </w:p>
         </w:tc>
@@ -5575,10 +5249,7 @@
         <w:jc w:val="both"/>
       </w:pPr>
       <w:r>
-        <w:t>складской учёт и расчёт себестоим</w:t>
-      </w:r>
-      <w:r>
-        <w:t>ости блюд;</w:t>
+        <w:t>складской учёт и расчёт себестоимости блюд;</w:t>
       </w:r>
     </w:p>
     <w:p>
@@ -5622,10 +5293,15 @@
         <w:jc w:val="both"/>
       </w:pPr>
       <w:r>
-        <w:t>Работать систему будет на одном компьютере с установленным SQL Server. Проект выполняется командой из двух человек, поэтому набор функций</w:t>
-      </w:r>
-      <w:r>
-        <w:t xml:space="preserve"> сознательно ограничен.</w:t>
+        <w:t xml:space="preserve">Работать систему будет на одном компьютере с установленным SQL </w:t>
+      </w:r>
+      <w:proofErr w:type="spellStart"/>
+      <w:r>
+        <w:t>Server</w:t>
+      </w:r>
+      <w:proofErr w:type="spellEnd"/>
+      <w:r>
+        <w:t>. Проект выполняется командой из двух человек, поэтому набор функций сознательно ограничен.</w:t>
       </w:r>
     </w:p>
     <w:p>
@@ -5695,10 +5371,7 @@
         <w:jc w:val="both"/>
       </w:pPr>
       <w:r>
-        <w:t>Сценарии показыв</w:t>
-      </w:r>
-      <w:r>
-        <w:t>ают, как работа с системой выглядит с точки зрения пользователя. Основные из них приведены в таблице 6.</w:t>
+        <w:t>Сценарии показывают, как работа с системой выглядит с точки зрения пользователя. Основные из них приведены в таблице 6.</w:t>
       </w:r>
     </w:p>
     <w:p>
@@ -5734,12 +5407,6 @@
         <w:gridCol w:w="2294"/>
       </w:tblGrid>
       <w:tr>
-        <w:tblPrEx>
-          <w:tblCellMar>
-            <w:top w:w="0" w:type="dxa"/>
-            <w:bottom w:w="0" w:type="dxa"/>
-          </w:tblCellMar>
-        </w:tblPrEx>
         <w:trPr>
           <w:cantSplit/>
           <w:tblHeader/>
@@ -5870,12 +5537,6 @@
         </w:tc>
       </w:tr>
       <w:tr>
-        <w:tblPrEx>
-          <w:tblCellMar>
-            <w:top w:w="0" w:type="dxa"/>
-            <w:bottom w:w="0" w:type="dxa"/>
-          </w:tblCellMar>
-        </w:tblPrEx>
         <w:trPr>
           <w:cantSplit/>
         </w:trPr>
@@ -5981,12 +5642,6 @@
         </w:tc>
       </w:tr>
       <w:tr>
-        <w:tblPrEx>
-          <w:tblCellMar>
-            <w:top w:w="0" w:type="dxa"/>
-            <w:bottom w:w="0" w:type="dxa"/>
-          </w:tblCellMar>
-        </w:tblPrEx>
         <w:trPr>
           <w:cantSplit/>
         </w:trPr>
@@ -6092,12 +5747,6 @@
         </w:tc>
       </w:tr>
       <w:tr>
-        <w:tblPrEx>
-          <w:tblCellMar>
-            <w:top w:w="0" w:type="dxa"/>
-            <w:bottom w:w="0" w:type="dxa"/>
-          </w:tblCellMar>
-        </w:tblPrEx>
         <w:trPr>
           <w:cantSplit/>
         </w:trPr>
@@ -6172,10 +5821,7 @@
               <w:spacing w:line="360" w:lineRule="auto"/>
             </w:pPr>
             <w:r>
-              <w:t>Находит заказ в статусе «Готов» и отмечает «Выдан»; после оплаты го</w:t>
-            </w:r>
-            <w:r>
-              <w:t>стем отмечает «Оплачен»</w:t>
+              <w:t>Находит заказ в статусе «Готов» и отмечает «Выдан»; после оплаты гостем отмечает «Оплачен»</w:t>
             </w:r>
           </w:p>
         </w:tc>
@@ -6206,12 +5852,6 @@
         </w:tc>
       </w:tr>
       <w:tr>
-        <w:tblPrEx>
-          <w:tblCellMar>
-            <w:top w:w="0" w:type="dxa"/>
-            <w:bottom w:w="0" w:type="dxa"/>
-          </w:tblCellMar>
-        </w:tblPrEx>
         <w:trPr>
           <w:cantSplit/>
         </w:trPr>
@@ -6317,12 +5957,6 @@
         </w:tc>
       </w:tr>
       <w:tr>
-        <w:tblPrEx>
-          <w:tblCellMar>
-            <w:top w:w="0" w:type="dxa"/>
-            <w:bottom w:w="0" w:type="dxa"/>
-          </w:tblCellMar>
-        </w:tblPrEx>
         <w:trPr>
           <w:cantSplit/>
         </w:trPr>
@@ -6436,10 +6070,7 @@
         <w:jc w:val="both"/>
       </w:pPr>
       <w:r>
-        <w:t>Есть и нестандартные ситуации. Если блюдо закончилось, администратор отмечает его как недоступное: оно пропадает из списка выбора при оформлении заказов,</w:t>
-      </w:r>
-      <w:r>
-        <w:t xml:space="preserve"> но остаётся </w:t>
+        <w:t xml:space="preserve">Есть и нестандартные ситуации. Если блюдо закончилось, администратор отмечает его как недоступное: оно пропадает из списка выбора при оформлении заказов, но остаётся </w:t>
       </w:r>
       <w:r>
         <w:lastRenderedPageBreak/>
@@ -6517,12 +6148,6 @@
         <w:gridCol w:w="3755"/>
       </w:tblGrid>
       <w:tr>
-        <w:tblPrEx>
-          <w:tblCellMar>
-            <w:top w:w="0" w:type="dxa"/>
-            <w:bottom w:w="0" w:type="dxa"/>
-          </w:tblCellMar>
-        </w:tblPrEx>
         <w:trPr>
           <w:cantSplit/>
           <w:tblHeader/>
@@ -6622,12 +6247,6 @@
         </w:tc>
       </w:tr>
       <w:tr>
-        <w:tblPrEx>
-          <w:tblCellMar>
-            <w:top w:w="0" w:type="dxa"/>
-            <w:bottom w:w="0" w:type="dxa"/>
-          </w:tblCellMar>
-        </w:tblPrEx>
         <w:trPr>
           <w:cantSplit/>
         </w:trPr>
@@ -6708,12 +6327,6 @@
         </w:tc>
       </w:tr>
       <w:tr>
-        <w:tblPrEx>
-          <w:tblCellMar>
-            <w:top w:w="0" w:type="dxa"/>
-            <w:bottom w:w="0" w:type="dxa"/>
-          </w:tblCellMar>
-        </w:tblPrEx>
         <w:trPr>
           <w:cantSplit/>
         </w:trPr>
@@ -6794,12 +6407,6 @@
         </w:tc>
       </w:tr>
       <w:tr>
-        <w:tblPrEx>
-          <w:tblCellMar>
-            <w:top w:w="0" w:type="dxa"/>
-            <w:bottom w:w="0" w:type="dxa"/>
-          </w:tblCellMar>
-        </w:tblPrEx>
         <w:trPr>
           <w:cantSplit/>
         </w:trPr>
@@ -6880,12 +6487,6 @@
         </w:tc>
       </w:tr>
       <w:tr>
-        <w:tblPrEx>
-          <w:tblCellMar>
-            <w:top w:w="0" w:type="dxa"/>
-            <w:bottom w:w="0" w:type="dxa"/>
-          </w:tblCellMar>
-        </w:tblPrEx>
         <w:trPr>
           <w:cantSplit/>
         </w:trPr>
@@ -6966,12 +6567,6 @@
         </w:tc>
       </w:tr>
       <w:tr>
-        <w:tblPrEx>
-          <w:tblCellMar>
-            <w:top w:w="0" w:type="dxa"/>
-            <w:bottom w:w="0" w:type="dxa"/>
-          </w:tblCellMar>
-        </w:tblPrEx>
         <w:trPr>
           <w:cantSplit/>
         </w:trPr>
@@ -7052,12 +6647,6 @@
         </w:tc>
       </w:tr>
       <w:tr>
-        <w:tblPrEx>
-          <w:tblCellMar>
-            <w:top w:w="0" w:type="dxa"/>
-            <w:bottom w:w="0" w:type="dxa"/>
-          </w:tblCellMar>
-        </w:tblPrEx>
         <w:trPr>
           <w:cantSplit/>
         </w:trPr>
@@ -7138,12 +6727,6 @@
         </w:tc>
       </w:tr>
       <w:tr>
-        <w:tblPrEx>
-          <w:tblCellMar>
-            <w:top w:w="0" w:type="dxa"/>
-            <w:bottom w:w="0" w:type="dxa"/>
-          </w:tblCellMar>
-        </w:tblPrEx>
         <w:trPr>
           <w:cantSplit/>
         </w:trPr>
@@ -7297,12 +6880,6 @@
         <w:gridCol w:w="2200"/>
       </w:tblGrid>
       <w:tr>
-        <w:tblPrEx>
-          <w:tblCellMar>
-            <w:top w:w="0" w:type="dxa"/>
-            <w:bottom w:w="0" w:type="dxa"/>
-          </w:tblCellMar>
-        </w:tblPrEx>
         <w:trPr>
           <w:cantSplit/>
           <w:tblHeader/>
@@ -7402,12 +6979,6 @@
         </w:tc>
       </w:tr>
       <w:tr>
-        <w:tblPrEx>
-          <w:tblCellMar>
-            <w:top w:w="0" w:type="dxa"/>
-            <w:bottom w:w="0" w:type="dxa"/>
-          </w:tblCellMar>
-        </w:tblPrEx>
         <w:trPr>
           <w:cantSplit/>
         </w:trPr>
@@ -7488,12 +7059,6 @@
         </w:tc>
       </w:tr>
       <w:tr>
-        <w:tblPrEx>
-          <w:tblCellMar>
-            <w:top w:w="0" w:type="dxa"/>
-            <w:bottom w:w="0" w:type="dxa"/>
-          </w:tblCellMar>
-        </w:tblPrEx>
         <w:trPr>
           <w:cantSplit/>
         </w:trPr>
@@ -7574,12 +7139,6 @@
         </w:tc>
       </w:tr>
       <w:tr>
-        <w:tblPrEx>
-          <w:tblCellMar>
-            <w:top w:w="0" w:type="dxa"/>
-            <w:bottom w:w="0" w:type="dxa"/>
-          </w:tblCellMar>
-        </w:tblPrEx>
         <w:trPr>
           <w:cantSplit/>
         </w:trPr>
@@ -7660,12 +7219,6 @@
         </w:tc>
       </w:tr>
       <w:tr>
-        <w:tblPrEx>
-          <w:tblCellMar>
-            <w:top w:w="0" w:type="dxa"/>
-            <w:bottom w:w="0" w:type="dxa"/>
-          </w:tblCellMar>
-        </w:tblPrEx>
         <w:trPr>
           <w:cantSplit/>
         </w:trPr>
@@ -7746,12 +7299,6 @@
         </w:tc>
       </w:tr>
       <w:tr>
-        <w:tblPrEx>
-          <w:tblCellMar>
-            <w:top w:w="0" w:type="dxa"/>
-            <w:bottom w:w="0" w:type="dxa"/>
-          </w:tblCellMar>
-        </w:tblPrEx>
         <w:trPr>
           <w:cantSplit/>
         </w:trPr>
@@ -7832,12 +7379,6 @@
         </w:tc>
       </w:tr>
       <w:tr>
-        <w:tblPrEx>
-          <w:tblCellMar>
-            <w:top w:w="0" w:type="dxa"/>
-            <w:bottom w:w="0" w:type="dxa"/>
-          </w:tblCellMar>
-        </w:tblPrEx>
         <w:trPr>
           <w:cantSplit/>
         </w:trPr>
@@ -7918,12 +7459,6 @@
         </w:tc>
       </w:tr>
       <w:tr>
-        <w:tblPrEx>
-          <w:tblCellMar>
-            <w:top w:w="0" w:type="dxa"/>
-            <w:bottom w:w="0" w:type="dxa"/>
-          </w:tblCellMar>
-        </w:tblPrEx>
         <w:trPr>
           <w:cantSplit/>
         </w:trPr>
@@ -8076,12 +7611,6 @@
         <w:gridCol w:w="3555"/>
       </w:tblGrid>
       <w:tr>
-        <w:tblPrEx>
-          <w:tblCellMar>
-            <w:top w:w="0" w:type="dxa"/>
-            <w:bottom w:w="0" w:type="dxa"/>
-          </w:tblCellMar>
-        </w:tblPrEx>
         <w:trPr>
           <w:cantSplit/>
           <w:tblHeader/>
@@ -8181,12 +7710,6 @@
         </w:tc>
       </w:tr>
       <w:tr>
-        <w:tblPrEx>
-          <w:tblCellMar>
-            <w:top w:w="0" w:type="dxa"/>
-            <w:bottom w:w="0" w:type="dxa"/>
-          </w:tblCellMar>
-        </w:tblPrEx>
         <w:trPr>
           <w:cantSplit/>
         </w:trPr>
@@ -8267,12 +7790,6 @@
         </w:tc>
       </w:tr>
       <w:tr>
-        <w:tblPrEx>
-          <w:tblCellMar>
-            <w:top w:w="0" w:type="dxa"/>
-            <w:bottom w:w="0" w:type="dxa"/>
-          </w:tblCellMar>
-        </w:tblPrEx>
         <w:trPr>
           <w:cantSplit/>
         </w:trPr>
@@ -8353,12 +7870,6 @@
         </w:tc>
       </w:tr>
       <w:tr>
-        <w:tblPrEx>
-          <w:tblCellMar>
-            <w:top w:w="0" w:type="dxa"/>
-            <w:bottom w:w="0" w:type="dxa"/>
-          </w:tblCellMar>
-        </w:tblPrEx>
         <w:trPr>
           <w:cantSplit/>
         </w:trPr>
@@ -8439,12 +7950,6 @@
         </w:tc>
       </w:tr>
       <w:tr>
-        <w:tblPrEx>
-          <w:tblCellMar>
-            <w:top w:w="0" w:type="dxa"/>
-            <w:bottom w:w="0" w:type="dxa"/>
-          </w:tblCellMar>
-        </w:tblPrEx>
         <w:trPr>
           <w:cantSplit/>
         </w:trPr>
@@ -8526,12 +8031,6 @@
         </w:tc>
       </w:tr>
       <w:tr>
-        <w:tblPrEx>
-          <w:tblCellMar>
-            <w:top w:w="0" w:type="dxa"/>
-            <w:bottom w:w="0" w:type="dxa"/>
-          </w:tblCellMar>
-        </w:tblPrEx>
         <w:trPr>
           <w:cantSplit/>
         </w:trPr>
@@ -8612,12 +8111,6 @@
         </w:tc>
       </w:tr>
       <w:tr>
-        <w:tblPrEx>
-          <w:tblCellMar>
-            <w:top w:w="0" w:type="dxa"/>
-            <w:bottom w:w="0" w:type="dxa"/>
-          </w:tblCellMar>
-        </w:tblPrEx>
         <w:trPr>
           <w:cantSplit/>
         </w:trPr>
@@ -8698,12 +8191,6 @@
         </w:tc>
       </w:tr>
       <w:tr>
-        <w:tblPrEx>
-          <w:tblCellMar>
-            <w:top w:w="0" w:type="dxa"/>
-            <w:bottom w:w="0" w:type="dxa"/>
-          </w:tblCellMar>
-        </w:tblPrEx>
         <w:trPr>
           <w:cantSplit/>
         </w:trPr>
@@ -8784,12 +8271,6 @@
         </w:tc>
       </w:tr>
       <w:tr>
-        <w:tblPrEx>
-          <w:tblCellMar>
-            <w:top w:w="0" w:type="dxa"/>
-            <w:bottom w:w="0" w:type="dxa"/>
-          </w:tblCellMar>
-        </w:tblPrEx>
         <w:trPr>
           <w:cantSplit/>
         </w:trPr>
@@ -8902,10 +8383,7 @@
         <w:t xml:space="preserve">Вывод по главе 3. </w:t>
       </w:r>
       <w:r>
-        <w:t>Описаны сценарии работы, входные и выходные данные и операции над ними. Теперь понятно, какие данные нужно хранить и как с ними будет работать при</w:t>
-      </w:r>
-      <w:r>
-        <w:t>ложение.</w:t>
+        <w:t>Описаны сценарии работы, входные и выходные данные и операции над ними. Теперь понятно, какие данные нужно хранить и как с ними будет работать приложение.</w:t>
       </w:r>
     </w:p>
     <w:p>
@@ -8941,10 +8419,15 @@
         <w:jc w:val="both"/>
       </w:pPr>
       <w:r>
-        <w:t>Система состоит из двух основных частей: консольного приложения на C# и базы данных в SQL Server. Приложение делится на модули, каждый отвечает за свою задачу. Схема показана</w:t>
-      </w:r>
-      <w:r>
-        <w:t xml:space="preserve"> на рисунке 3.</w:t>
+        <w:t xml:space="preserve">Система состоит из двух основных частей: консольного приложения на C# и базы данных в SQL </w:t>
+      </w:r>
+      <w:proofErr w:type="spellStart"/>
+      <w:r>
+        <w:t>Server</w:t>
+      </w:r>
+      <w:proofErr w:type="spellEnd"/>
+      <w:r>
+        <w:t>. Приложение делится на модули, каждый отвечает за свою задачу. Схема показана на рисунке 3.</w:t>
       </w:r>
     </w:p>
     <w:p>
@@ -8954,17 +8437,17 @@
         <w:jc w:val="center"/>
       </w:pPr>
       <w:bookmarkStart w:id="0" w:name="_GoBack"/>
-      <w:bookmarkEnd w:id="0"/>
       <w:r>
         <w:rPr>
           <w:noProof/>
         </w:rPr>
         <w:pict>
-          <v:shape id="_x0000_i1029" type="#_x0000_t75" style="width:466.55pt;height:405.5pt">
-            <v:imagedata r:id="rId9" o:title="Untitled(2)"/>
+          <v:shape id="_x0000_i1029" type="#_x0000_t75" style="width:466.5pt;height:405.75pt">
+            <v:imagedata r:id="rId9" o:title="Untitled(1)"/>
           </v:shape>
         </w:pict>
       </w:r>
+      <w:bookmarkEnd w:id="0"/>
     </w:p>
     <w:p>
       <w:pPr>
@@ -9033,10 +8516,7 @@
         <w:jc w:val="both"/>
       </w:pPr>
       <w:r>
-        <w:t xml:space="preserve">модуль «Заказы» оформляет заказы и меняет </w:t>
-      </w:r>
-      <w:r>
-        <w:t>их статусы;</w:t>
+        <w:t>модуль «Заказы» оформляет заказы и меняет их статусы;</w:t>
       </w:r>
     </w:p>
     <w:p>
@@ -9115,10 +8595,7 @@
         <w:t xml:space="preserve">Вывод. </w:t>
       </w:r>
       <w:r>
-        <w:t>Определена трёхуровневая схе</w:t>
-      </w:r>
-      <w:r>
-        <w:t>ма: меню и модули, слой доступа к данным, база данных.</w:t>
+        <w:t>Определена трёхуровневая схема: меню и модули, слой доступа к данным, база данных.</w:t>
       </w:r>
     </w:p>
     <w:p>
@@ -9175,12 +8652,6 @@
         <w:gridCol w:w="4155"/>
       </w:tblGrid>
       <w:tr>
-        <w:tblPrEx>
-          <w:tblCellMar>
-            <w:top w:w="0" w:type="dxa"/>
-            <w:bottom w:w="0" w:type="dxa"/>
-          </w:tblCellMar>
-        </w:tblPrEx>
         <w:trPr>
           <w:cantSplit/>
           <w:tblHeader/>
@@ -9280,12 +8751,6 @@
         </w:tc>
       </w:tr>
       <w:tr>
-        <w:tblPrEx>
-          <w:tblCellMar>
-            <w:top w:w="0" w:type="dxa"/>
-            <w:bottom w:w="0" w:type="dxa"/>
-          </w:tblCellMar>
-        </w:tblPrEx>
         <w:trPr>
           <w:cantSplit/>
         </w:trPr>
@@ -9366,12 +8831,6 @@
         </w:tc>
       </w:tr>
       <w:tr>
-        <w:tblPrEx>
-          <w:tblCellMar>
-            <w:top w:w="0" w:type="dxa"/>
-            <w:bottom w:w="0" w:type="dxa"/>
-          </w:tblCellMar>
-        </w:tblPrEx>
         <w:trPr>
           <w:cantSplit/>
         </w:trPr>
@@ -9452,12 +8911,6 @@
         </w:tc>
       </w:tr>
       <w:tr>
-        <w:tblPrEx>
-          <w:tblCellMar>
-            <w:top w:w="0" w:type="dxa"/>
-            <w:bottom w:w="0" w:type="dxa"/>
-          </w:tblCellMar>
-        </w:tblPrEx>
         <w:trPr>
           <w:cantSplit/>
         </w:trPr>
@@ -9538,12 +8991,6 @@
         </w:tc>
       </w:tr>
       <w:tr>
-        <w:tblPrEx>
-          <w:tblCellMar>
-            <w:top w:w="0" w:type="dxa"/>
-            <w:bottom w:w="0" w:type="dxa"/>
-          </w:tblCellMar>
-        </w:tblPrEx>
         <w:trPr>
           <w:cantSplit/>
         </w:trPr>
@@ -9624,12 +9071,6 @@
         </w:tc>
       </w:tr>
       <w:tr>
-        <w:tblPrEx>
-          <w:tblCellMar>
-            <w:top w:w="0" w:type="dxa"/>
-            <w:bottom w:w="0" w:type="dxa"/>
-          </w:tblCellMar>
-        </w:tblPrEx>
         <w:trPr>
           <w:cantSplit/>
         </w:trPr>
@@ -9710,12 +9151,6 @@
         </w:tc>
       </w:tr>
       <w:tr>
-        <w:tblPrEx>
-          <w:tblCellMar>
-            <w:top w:w="0" w:type="dxa"/>
-            <w:bottom w:w="0" w:type="dxa"/>
-          </w:tblCellMar>
-        </w:tblPrEx>
         <w:trPr>
           <w:cantSplit/>
         </w:trPr>
@@ -9821,10 +9256,7 @@
         <w:t xml:space="preserve">Вывод. </w:t>
       </w:r>
       <w:r>
-        <w:t>Выделено шесть объектов с перечнем храни</w:t>
-      </w:r>
-      <w:r>
-        <w:t>мой информации.</w:t>
+        <w:t>Выделено шесть объектов с перечнем хранимой информации.</w:t>
       </w:r>
     </w:p>
     <w:p>
@@ -9882,12 +9314,6 @@
         <w:gridCol w:w="4555"/>
       </w:tblGrid>
       <w:tr>
-        <w:tblPrEx>
-          <w:tblCellMar>
-            <w:top w:w="0" w:type="dxa"/>
-            <w:bottom w:w="0" w:type="dxa"/>
-          </w:tblCellMar>
-        </w:tblPrEx>
         <w:trPr>
           <w:cantSplit/>
           <w:tblHeader/>
@@ -9987,12 +9413,6 @@
         </w:tc>
       </w:tr>
       <w:tr>
-        <w:tblPrEx>
-          <w:tblCellMar>
-            <w:top w:w="0" w:type="dxa"/>
-            <w:bottom w:w="0" w:type="dxa"/>
-          </w:tblCellMar>
-        </w:tblPrEx>
         <w:trPr>
           <w:cantSplit/>
         </w:trPr>
@@ -10073,12 +9493,6 @@
         </w:tc>
       </w:tr>
       <w:tr>
-        <w:tblPrEx>
-          <w:tblCellMar>
-            <w:top w:w="0" w:type="dxa"/>
-            <w:bottom w:w="0" w:type="dxa"/>
-          </w:tblCellMar>
-        </w:tblPrEx>
         <w:trPr>
           <w:cantSplit/>
         </w:trPr>
@@ -10159,12 +9573,6 @@
         </w:tc>
       </w:tr>
       <w:tr>
-        <w:tblPrEx>
-          <w:tblCellMar>
-            <w:top w:w="0" w:type="dxa"/>
-            <w:bottom w:w="0" w:type="dxa"/>
-          </w:tblCellMar>
-        </w:tblPrEx>
         <w:trPr>
           <w:cantSplit/>
         </w:trPr>
@@ -10245,12 +9653,6 @@
         </w:tc>
       </w:tr>
       <w:tr>
-        <w:tblPrEx>
-          <w:tblCellMar>
-            <w:top w:w="0" w:type="dxa"/>
-            <w:bottom w:w="0" w:type="dxa"/>
-          </w:tblCellMar>
-        </w:tblPrEx>
         <w:trPr>
           <w:cantSplit/>
         </w:trPr>
@@ -10331,12 +9733,6 @@
         </w:tc>
       </w:tr>
       <w:tr>
-        <w:tblPrEx>
-          <w:tblCellMar>
-            <w:top w:w="0" w:type="dxa"/>
-            <w:bottom w:w="0" w:type="dxa"/>
-          </w:tblCellMar>
-        </w:tblPrEx>
         <w:trPr>
           <w:cantSplit/>
         </w:trPr>
@@ -10417,12 +9813,6 @@
         </w:tc>
       </w:tr>
       <w:tr>
-        <w:tblPrEx>
-          <w:tblCellMar>
-            <w:top w:w="0" w:type="dxa"/>
-            <w:bottom w:w="0" w:type="dxa"/>
-          </w:tblCellMar>
-        </w:tblPrEx>
         <w:trPr>
           <w:cantSplit/>
         </w:trPr>
@@ -10569,10 +9959,7 @@
         <w:jc w:val="both"/>
       </w:pPr>
       <w:r>
-        <w:t>На третьем этапе сформирована спецификация требований к информационной системе кафе. Определены три роли пользователей и их права, составлены контекстная диаграмма и диаграмма прецедентов, сформулированы 20 функциональных и 9 нефункциональных требований. О</w:t>
-      </w:r>
-      <w:r>
-        <w:t>писаны правила смены статусов заказа, пользовательские сценарии, входная и выходная информация и операции над данными.</w:t>
+        <w:t>На третьем этапе сформирована спецификация требований к информационной системе кафе. Определены три роли пользователей и их права, составлены контекстная диаграмма и диаграмма прецедентов, сформулированы 20 функциональных и 9 нефункциональных требований. Описаны правила смены статусов заказа, пользовательские сценарии, входная и выходная информация и операции над данными.</w:t>
       </w:r>
     </w:p>
     <w:p>
@@ -10582,10 +9969,15 @@
         <w:jc w:val="both"/>
       </w:pPr>
       <w:r>
-        <w:t>Также разработана общая структура системы и определены шесть информационных объектов с предварительными связями. Следующий этап – проекти</w:t>
-      </w:r>
-      <w:r>
-        <w:t>рование и создание базы данных в SQL Server: ER-диаграмма, таблицы, ключи, ограничения, тестовые данные и SQL-запросы.</w:t>
+        <w:t xml:space="preserve">Также разработана общая структура системы и определены шесть информационных объектов с предварительными связями. Следующий этап – проектирование и создание базы данных в SQL </w:t>
+      </w:r>
+      <w:proofErr w:type="spellStart"/>
+      <w:r>
+        <w:t>Server</w:t>
+      </w:r>
+      <w:proofErr w:type="spellEnd"/>
+      <w:r>
+        <w:t>: ER-диаграмма, таблицы, ключи, ограничения, тестовые данные и SQL-запросы.</w:t>
       </w:r>
     </w:p>
     <w:sectPr>
@@ -10637,7 +10029,7 @@
       <w:rPr>
         <w:noProof/>
       </w:rPr>
-      <w:t>13</w:t>
+      <w:t>16</w:t>
     </w:r>
     <w:r>
       <w:fldChar w:fldCharType="end"/>

--- a/theory/Этап_3_Информационная_система_кафе.docx
+++ b/theory/Этап_3_Информационная_система_кафе.docx
@@ -1,6 +1,6 @@
 
 <file path=word/document.xml><?xml version="1.0" encoding="utf-8"?>
-<w:document xmlns:wpc="http://schemas.microsoft.com/office/word/2010/wordprocessingCanvas" xmlns:cx="http://schemas.microsoft.com/office/drawing/2014/chartex" xmlns:mc="http://schemas.openxmlformats.org/markup-compatibility/2006" xmlns:o="urn:schemas-microsoft-com:office:office" xmlns:r="http://schemas.openxmlformats.org/officeDocument/2006/relationships" xmlns:m="http://schemas.openxmlformats.org/officeDocument/2006/math" xmlns:v="urn:schemas-microsoft-com:vml" xmlns:wp14="http://schemas.microsoft.com/office/word/2010/wordprocessingDrawing" xmlns:wp="http://schemas.openxmlformats.org/drawingml/2006/wordprocessingDrawing" xmlns:w10="urn:schemas-microsoft-com:office:word" xmlns:w="http://schemas.openxmlformats.org/wordprocessingml/2006/main" xmlns:w14="http://schemas.microsoft.com/office/word/2010/wordml" xmlns:w15="http://schemas.microsoft.com/office/word/2012/wordml" xmlns:w16se="http://schemas.microsoft.com/office/word/2015/wordml/symex" xmlns:wpg="http://schemas.microsoft.com/office/word/2010/wordprocessingGroup" xmlns:wpi="http://schemas.microsoft.com/office/word/2010/wordprocessingInk" xmlns:wne="http://schemas.microsoft.com/office/word/2006/wordml" xmlns:wps="http://schemas.microsoft.com/office/word/2010/wordprocessingShape" mc:Ignorable="w14 w15 w16se wp14">
+<w:document xmlns:wpc="http://schemas.microsoft.com/office/word/2010/wordprocessingCanvas" xmlns:cx="http://schemas.microsoft.com/office/drawing/2014/chartex" xmlns:cx1="http://schemas.microsoft.com/office/drawing/2015/9/8/chartex" xmlns:cx2="http://schemas.microsoft.com/office/drawing/2015/10/21/chartex" xmlns:cx3="http://schemas.microsoft.com/office/drawing/2016/5/9/chartex" xmlns:cx4="http://schemas.microsoft.com/office/drawing/2016/5/10/chartex" xmlns:cx5="http://schemas.microsoft.com/office/drawing/2016/5/11/chartex" xmlns:cx6="http://schemas.microsoft.com/office/drawing/2016/5/12/chartex" xmlns:cx7="http://schemas.microsoft.com/office/drawing/2016/5/13/chartex" xmlns:cx8="http://schemas.microsoft.com/office/drawing/2016/5/14/chartex" xmlns:mc="http://schemas.openxmlformats.org/markup-compatibility/2006" xmlns:aink="http://schemas.microsoft.com/office/drawing/2016/ink" xmlns:am3d="http://schemas.microsoft.com/office/drawing/2017/model3d" xmlns:o="urn:schemas-microsoft-com:office:office" xmlns:oel="http://schemas.microsoft.com/office/2019/extlst" xmlns:r="http://schemas.openxmlformats.org/officeDocument/2006/relationships" xmlns:m="http://schemas.openxmlformats.org/officeDocument/2006/math" xmlns:v="urn:schemas-microsoft-com:vml" xmlns:wp14="http://schemas.microsoft.com/office/word/2010/wordprocessingDrawing" xmlns:wp="http://schemas.openxmlformats.org/drawingml/2006/wordprocessingDrawing" xmlns:w10="urn:schemas-microsoft-com:office:word" xmlns:w="http://schemas.openxmlformats.org/wordprocessingml/2006/main" xmlns:w14="http://schemas.microsoft.com/office/word/2010/wordml" xmlns:w15="http://schemas.microsoft.com/office/word/2012/wordml" xmlns:w16cex="http://schemas.microsoft.com/office/word/2018/wordml/cex" xmlns:w16cid="http://schemas.microsoft.com/office/word/2016/wordml/cid" xmlns:w16="http://schemas.microsoft.com/office/word/2018/wordml" xmlns:w16du="http://schemas.microsoft.com/office/word/2023/wordml/word16du" xmlns:w16sdtdh="http://schemas.microsoft.com/office/word/2020/wordml/sdtdatahash" xmlns:w16sdtfl="http://schemas.microsoft.com/office/word/2024/wordml/sdtformatlock" xmlns:w16se="http://schemas.microsoft.com/office/word/2015/wordml/symex" xmlns:wpg="http://schemas.microsoft.com/office/word/2010/wordprocessingGroup" xmlns:wpi="http://schemas.microsoft.com/office/word/2010/wordprocessingInk" xmlns:wne="http://schemas.microsoft.com/office/word/2006/wordml" xmlns:wps="http://schemas.microsoft.com/office/word/2010/wordprocessingShape" mc:Ignorable="w14 w15 w16se w16cid w16 w16cex w16sdtdh w16sdtfl w16du wp14">
   <w:body>
     <w:p>
       <w:pPr>
@@ -1645,7 +1645,7 @@
         <w:rPr>
           <w:noProof/>
         </w:rPr>
-        <w:pict>
+        <w:pict w14:anchorId="46649145">
           <v:shapetype id="_x0000_t75" coordsize="21600,21600" o:spt="75" o:preferrelative="t" path="m@4@5l@4@11@9@11@9@5xe" filled="f" stroked="f">
             <v:stroke joinstyle="miter"/>
             <v:formulas>
@@ -1734,15 +1734,7 @@
       </w:r>
       <w:proofErr w:type="spellEnd"/>
       <w:r>
-        <w:t xml:space="preserve"> </w:t>
-      </w:r>
-      <w:proofErr w:type="spellStart"/>
-      <w:r>
-        <w:t>Case</w:t>
-      </w:r>
-      <w:proofErr w:type="spellEnd"/>
-      <w:r>
-        <w:t>) показывает, какие действия доступны каждой роли. На рисунке 2 действия изображены овалами внутри границы системы, а роли – фигурками снаружи.</w:t>
+        <w:t xml:space="preserve"> Case) показывает, какие действия доступны каждой роли. На рисунке 2 действия изображены овалами внутри границы системы, а роли – фигурками снаружи.</w:t>
       </w:r>
     </w:p>
     <w:p>
@@ -1753,7 +1745,7 @@
       </w:pPr>
       <w:r>
         <w:lastRenderedPageBreak/>
-        <w:pict>
+        <w:pict w14:anchorId="1B25D238">
           <v:shape id="_x0000_i1026" type="#_x0000_t75" style="width:467.25pt;height:457.5pt">
             <v:imagedata r:id="rId8" o:title="Untitled(1)"/>
           </v:shape>
@@ -3628,15 +3620,7 @@
         <w:jc w:val="both"/>
       </w:pPr>
       <w:r>
-        <w:t xml:space="preserve">Заказ проходит через несколько статусов, но переходить из одного в другой можно </w:t>
-      </w:r>
-      <w:proofErr w:type="gramStart"/>
-      <w:r>
-        <w:t>не</w:t>
-      </w:r>
-      <w:proofErr w:type="gramEnd"/>
-      <w:r>
-        <w:t xml:space="preserve"> как угодно. Нельзя, например, сразу оплатить заказ, который ещё не выдан, или вернуть оплаченный заказ на кухню. Допустимые переходы показаны в таблице 4. Эти правила система будет проверять при каждой смене статуса (требование ФТ-14).</w:t>
+        <w:t>Заказ проходит через несколько статусов, но переходить из одного в другой можно не как угодно. Нельзя, например, сразу оплатить заказ, который ещё не выдан, или вернуть оплаченный заказ на кухню. Допустимые переходы показаны в таблице 4. Эти правила система будет проверять при каждой смене статуса (требование ФТ-14).</w:t>
       </w:r>
     </w:p>
     <w:p>
@@ -4506,11 +4490,14 @@
               <w:spacing w:line="360" w:lineRule="auto"/>
             </w:pPr>
             <w:r>
-              <w:t xml:space="preserve">Данные хранятся в реляционной базе SQL </w:t>
+              <w:t>Данные хранятся в реляционной базе SQL</w:t>
             </w:r>
             <w:proofErr w:type="spellStart"/>
             <w:r>
-              <w:t>Server</w:t>
+              <w:rPr>
+                <w:lang w:val="en-US"/>
+              </w:rPr>
+              <w:t>ite</w:t>
             </w:r>
             <w:proofErr w:type="spellEnd"/>
             <w:r>
@@ -4594,7 +4581,13 @@
               <w:spacing w:line="360" w:lineRule="auto"/>
             </w:pPr>
             <w:r>
-              <w:t>Приложение консольное, написано на языке C# на платформе .NET</w:t>
+              <w:t xml:space="preserve">Приложение консольное, написано на языке </w:t>
+            </w:r>
+            <w:r>
+              <w:rPr>
+                <w:lang w:val="en-US"/>
+              </w:rPr>
+              <w:t>Python</w:t>
             </w:r>
           </w:p>
         </w:tc>
@@ -5293,15 +5286,7 @@
         <w:jc w:val="both"/>
       </w:pPr>
       <w:r>
-        <w:t xml:space="preserve">Работать систему будет на одном компьютере с установленным SQL </w:t>
-      </w:r>
-      <w:proofErr w:type="spellStart"/>
-      <w:r>
-        <w:t>Server</w:t>
-      </w:r>
-      <w:proofErr w:type="spellEnd"/>
-      <w:r>
-        <w:t>. Проект выполняется командой из двух человек, поэтому набор функций сознательно ограничен.</w:t>
+        <w:t>Работать систему будет на одном компьютере с установленным SQL Server. Проект выполняется командой из двух человек, поэтому набор функций сознательно ограничен.</w:t>
       </w:r>
     </w:p>
     <w:p>
@@ -8419,13 +8404,26 @@
         <w:jc w:val="both"/>
       </w:pPr>
       <w:r>
-        <w:t xml:space="preserve">Система состоит из двух основных частей: консольного приложения на C# и базы данных в SQL </w:t>
-      </w:r>
-      <w:proofErr w:type="spellStart"/>
-      <w:r>
-        <w:t>Server</w:t>
-      </w:r>
-      <w:proofErr w:type="spellEnd"/>
+        <w:t xml:space="preserve">Система состоит из двух основных частей: консольного приложения на </w:t>
+      </w:r>
+      <w:r>
+        <w:rPr>
+          <w:lang w:val="en-US"/>
+        </w:rPr>
+        <w:t>Python</w:t>
+      </w:r>
+      <w:r>
+        <w:t xml:space="preserve"> </w:t>
+      </w:r>
+      <w:r>
+        <w:t xml:space="preserve">и базы данных в </w:t>
+      </w:r>
+      <w:r>
+        <w:rPr>
+          <w:lang w:val="en-US"/>
+        </w:rPr>
+        <w:t>SQLite</w:t>
+      </w:r>
       <w:r>
         <w:t>. Приложение делится на модули, каждый отвечает за свою задачу. Схема показана на рисунке 3.</w:t>
       </w:r>
@@ -8436,18 +8434,16 @@
         <w:spacing w:before="120" w:after="120"/>
         <w:jc w:val="center"/>
       </w:pPr>
-      <w:bookmarkStart w:id="0" w:name="_GoBack"/>
       <w:r>
         <w:rPr>
           <w:noProof/>
         </w:rPr>
-        <w:pict>
-          <v:shape id="_x0000_i1029" type="#_x0000_t75" style="width:466.5pt;height:405.75pt">
+        <w:pict w14:anchorId="14FE7322">
+          <v:shape id="_x0000_i1027" type="#_x0000_t75" style="width:466.5pt;height:405.75pt">
             <v:imagedata r:id="rId9" o:title="Untitled(1)"/>
           </v:shape>
         </w:pict>
       </w:r>
-      <w:bookmarkEnd w:id="0"/>
     </w:p>
     <w:p>
       <w:pPr>
@@ -9969,13 +9965,14 @@
         <w:jc w:val="both"/>
       </w:pPr>
       <w:r>
-        <w:t xml:space="preserve">Также разработана общая структура системы и определены шесть информационных объектов с предварительными связями. Следующий этап – проектирование и создание базы данных в SQL </w:t>
-      </w:r>
-      <w:proofErr w:type="spellStart"/>
-      <w:r>
-        <w:t>Server</w:t>
-      </w:r>
-      <w:proofErr w:type="spellEnd"/>
+        <w:t>Также разработана общая структура системы и определены шесть информационных объектов с предварительными связями. Следующий этап – проектирование и создание базы данных в SQ</w:t>
+      </w:r>
+      <w:r>
+        <w:rPr>
+          <w:lang w:val="en-US"/>
+        </w:rPr>
+        <w:t>Lite</w:t>
+      </w:r>
       <w:r>
         <w:t>: ER-диаграмма, таблицы, ключи, ограничения, тестовые данные и SQL-запросы.</w:t>
       </w:r>
@@ -9992,7 +9989,7 @@
 </file>
 
 <file path=word/endnotes.xml><?xml version="1.0" encoding="utf-8"?>
-<w:endnotes xmlns:wpc="http://schemas.microsoft.com/office/word/2010/wordprocessingCanvas" xmlns:cx="http://schemas.microsoft.com/office/drawing/2014/chartex" xmlns:mc="http://schemas.openxmlformats.org/markup-compatibility/2006" xmlns:o="urn:schemas-microsoft-com:office:office" xmlns:r="http://schemas.openxmlformats.org/officeDocument/2006/relationships" xmlns:m="http://schemas.openxmlformats.org/officeDocument/2006/math" xmlns:v="urn:schemas-microsoft-com:vml" xmlns:wp14="http://schemas.microsoft.com/office/word/2010/wordprocessingDrawing" xmlns:wp="http://schemas.openxmlformats.org/drawingml/2006/wordprocessingDrawing" xmlns:w10="urn:schemas-microsoft-com:office:word" xmlns:w="http://schemas.openxmlformats.org/wordprocessingml/2006/main" xmlns:w14="http://schemas.microsoft.com/office/word/2010/wordml" xmlns:w15="http://schemas.microsoft.com/office/word/2012/wordml" xmlns:w16se="http://schemas.microsoft.com/office/word/2015/wordml/symex" xmlns:wpg="http://schemas.microsoft.com/office/word/2010/wordprocessingGroup" xmlns:wpi="http://schemas.microsoft.com/office/word/2010/wordprocessingInk" xmlns:wne="http://schemas.microsoft.com/office/word/2006/wordml" xmlns:wps="http://schemas.microsoft.com/office/word/2010/wordprocessingShape" mc:Ignorable="w14 w15 w16se wp14">
+<w:endnotes xmlns:wpc="http://schemas.microsoft.com/office/word/2010/wordprocessingCanvas" xmlns:cx="http://schemas.microsoft.com/office/drawing/2014/chartex" xmlns:cx1="http://schemas.microsoft.com/office/drawing/2015/9/8/chartex" xmlns:cx2="http://schemas.microsoft.com/office/drawing/2015/10/21/chartex" xmlns:cx3="http://schemas.microsoft.com/office/drawing/2016/5/9/chartex" xmlns:cx4="http://schemas.microsoft.com/office/drawing/2016/5/10/chartex" xmlns:cx5="http://schemas.microsoft.com/office/drawing/2016/5/11/chartex" xmlns:cx6="http://schemas.microsoft.com/office/drawing/2016/5/12/chartex" xmlns:cx7="http://schemas.microsoft.com/office/drawing/2016/5/13/chartex" xmlns:cx8="http://schemas.microsoft.com/office/drawing/2016/5/14/chartex" xmlns:mc="http://schemas.openxmlformats.org/markup-compatibility/2006" xmlns:aink="http://schemas.microsoft.com/office/drawing/2016/ink" xmlns:am3d="http://schemas.microsoft.com/office/drawing/2017/model3d" xmlns:o="urn:schemas-microsoft-com:office:office" xmlns:oel="http://schemas.microsoft.com/office/2019/extlst" xmlns:r="http://schemas.openxmlformats.org/officeDocument/2006/relationships" xmlns:m="http://schemas.openxmlformats.org/officeDocument/2006/math" xmlns:v="urn:schemas-microsoft-com:vml" xmlns:wp14="http://schemas.microsoft.com/office/word/2010/wordprocessingDrawing" xmlns:wp="http://schemas.openxmlformats.org/drawingml/2006/wordprocessingDrawing" xmlns:w10="urn:schemas-microsoft-com:office:word" xmlns:w="http://schemas.openxmlformats.org/wordprocessingml/2006/main" xmlns:w14="http://schemas.microsoft.com/office/word/2010/wordml" xmlns:w15="http://schemas.microsoft.com/office/word/2012/wordml" xmlns:w16cex="http://schemas.microsoft.com/office/word/2018/wordml/cex" xmlns:w16cid="http://schemas.microsoft.com/office/word/2016/wordml/cid" xmlns:w16="http://schemas.microsoft.com/office/word/2018/wordml" xmlns:w16du="http://schemas.microsoft.com/office/word/2023/wordml/word16du" xmlns:w16sdtdh="http://schemas.microsoft.com/office/word/2020/wordml/sdtdatahash" xmlns:w16sdtfl="http://schemas.microsoft.com/office/word/2024/wordml/sdtformatlock" xmlns:w16se="http://schemas.microsoft.com/office/word/2015/wordml/symex" xmlns:wpg="http://schemas.microsoft.com/office/word/2010/wordprocessingGroup" xmlns:wpi="http://schemas.microsoft.com/office/word/2010/wordprocessingInk" xmlns:wne="http://schemas.microsoft.com/office/word/2006/wordml" xmlns:wps="http://schemas.microsoft.com/office/word/2010/wordprocessingShape" mc:Ignorable="w14 w15 w16se w16cid w16 w16cex w16sdtdh w16sdtfl w16du wp14">
   <w:endnote w:type="separator" w:id="-1">
     <w:p>
       <w:r>
@@ -10011,7 +10008,7 @@
 </file>
 
 <file path=word/footer1.xml><?xml version="1.0" encoding="utf-8"?>
-<w:ftr xmlns:wpc="http://schemas.microsoft.com/office/word/2010/wordprocessingCanvas" xmlns:cx="http://schemas.microsoft.com/office/drawing/2014/chartex" xmlns:mc="http://schemas.openxmlformats.org/markup-compatibility/2006" xmlns:o="urn:schemas-microsoft-com:office:office" xmlns:r="http://schemas.openxmlformats.org/officeDocument/2006/relationships" xmlns:m="http://schemas.openxmlformats.org/officeDocument/2006/math" xmlns:v="urn:schemas-microsoft-com:vml" xmlns:wp14="http://schemas.microsoft.com/office/word/2010/wordprocessingDrawing" xmlns:wp="http://schemas.openxmlformats.org/drawingml/2006/wordprocessingDrawing" xmlns:w10="urn:schemas-microsoft-com:office:word" xmlns:w="http://schemas.openxmlformats.org/wordprocessingml/2006/main" xmlns:w14="http://schemas.microsoft.com/office/word/2010/wordml" xmlns:w15="http://schemas.microsoft.com/office/word/2012/wordml" xmlns:w16se="http://schemas.microsoft.com/office/word/2015/wordml/symex" xmlns:wpg="http://schemas.microsoft.com/office/word/2010/wordprocessingGroup" xmlns:wpi="http://schemas.microsoft.com/office/word/2010/wordprocessingInk" xmlns:wne="http://schemas.microsoft.com/office/word/2006/wordml" xmlns:wps="http://schemas.microsoft.com/office/word/2010/wordprocessingShape" mc:Ignorable="w14 w15 w16se wp14">
+<w:ftr xmlns:wpc="http://schemas.microsoft.com/office/word/2010/wordprocessingCanvas" xmlns:cx="http://schemas.microsoft.com/office/drawing/2014/chartex" xmlns:cx1="http://schemas.microsoft.com/office/drawing/2015/9/8/chartex" xmlns:cx2="http://schemas.microsoft.com/office/drawing/2015/10/21/chartex" xmlns:cx3="http://schemas.microsoft.com/office/drawing/2016/5/9/chartex" xmlns:cx4="http://schemas.microsoft.com/office/drawing/2016/5/10/chartex" xmlns:cx5="http://schemas.microsoft.com/office/drawing/2016/5/11/chartex" xmlns:cx6="http://schemas.microsoft.com/office/drawing/2016/5/12/chartex" xmlns:cx7="http://schemas.microsoft.com/office/drawing/2016/5/13/chartex" xmlns:cx8="http://schemas.microsoft.com/office/drawing/2016/5/14/chartex" xmlns:mc="http://schemas.openxmlformats.org/markup-compatibility/2006" xmlns:aink="http://schemas.microsoft.com/office/drawing/2016/ink" xmlns:am3d="http://schemas.microsoft.com/office/drawing/2017/model3d" xmlns:o="urn:schemas-microsoft-com:office:office" xmlns:oel="http://schemas.microsoft.com/office/2019/extlst" xmlns:r="http://schemas.openxmlformats.org/officeDocument/2006/relationships" xmlns:m="http://schemas.openxmlformats.org/officeDocument/2006/math" xmlns:v="urn:schemas-microsoft-com:vml" xmlns:wp14="http://schemas.microsoft.com/office/word/2010/wordprocessingDrawing" xmlns:wp="http://schemas.openxmlformats.org/drawingml/2006/wordprocessingDrawing" xmlns:w10="urn:schemas-microsoft-com:office:word" xmlns:w="http://schemas.openxmlformats.org/wordprocessingml/2006/main" xmlns:w14="http://schemas.microsoft.com/office/word/2010/wordml" xmlns:w15="http://schemas.microsoft.com/office/word/2012/wordml" xmlns:w16cex="http://schemas.microsoft.com/office/word/2018/wordml/cex" xmlns:w16cid="http://schemas.microsoft.com/office/word/2016/wordml/cid" xmlns:w16="http://schemas.microsoft.com/office/word/2018/wordml" xmlns:w16du="http://schemas.microsoft.com/office/word/2023/wordml/word16du" xmlns:w16sdtdh="http://schemas.microsoft.com/office/word/2020/wordml/sdtdatahash" xmlns:w16sdtfl="http://schemas.microsoft.com/office/word/2024/wordml/sdtformatlock" xmlns:w16se="http://schemas.microsoft.com/office/word/2015/wordml/symex" xmlns:wpg="http://schemas.microsoft.com/office/word/2010/wordprocessingGroup" xmlns:wpi="http://schemas.microsoft.com/office/word/2010/wordprocessingInk" xmlns:wne="http://schemas.microsoft.com/office/word/2006/wordml" xmlns:wps="http://schemas.microsoft.com/office/word/2010/wordprocessingShape" mc:Ignorable="w14 w15 w16se w16cid w16 w16cex w16sdtdh w16sdtfl w16du wp14">
   <w:p>
     <w:pPr>
       <w:jc w:val="center"/>
@@ -10039,7 +10036,7 @@
 </file>
 
 <file path=word/footnotes.xml><?xml version="1.0" encoding="utf-8"?>
-<w:footnotes xmlns:wpc="http://schemas.microsoft.com/office/word/2010/wordprocessingCanvas" xmlns:cx="http://schemas.microsoft.com/office/drawing/2014/chartex" xmlns:mc="http://schemas.openxmlformats.org/markup-compatibility/2006" xmlns:o="urn:schemas-microsoft-com:office:office" xmlns:r="http://schemas.openxmlformats.org/officeDocument/2006/relationships" xmlns:m="http://schemas.openxmlformats.org/officeDocument/2006/math" xmlns:v="urn:schemas-microsoft-com:vml" xmlns:wp14="http://schemas.microsoft.com/office/word/2010/wordprocessingDrawing" xmlns:wp="http://schemas.openxmlformats.org/drawingml/2006/wordprocessingDrawing" xmlns:w10="urn:schemas-microsoft-com:office:word" xmlns:w="http://schemas.openxmlformats.org/wordprocessingml/2006/main" xmlns:w14="http://schemas.microsoft.com/office/word/2010/wordml" xmlns:w15="http://schemas.microsoft.com/office/word/2012/wordml" xmlns:w16se="http://schemas.microsoft.com/office/word/2015/wordml/symex" xmlns:wpg="http://schemas.microsoft.com/office/word/2010/wordprocessingGroup" xmlns:wpi="http://schemas.microsoft.com/office/word/2010/wordprocessingInk" xmlns:wne="http://schemas.microsoft.com/office/word/2006/wordml" xmlns:wps="http://schemas.microsoft.com/office/word/2010/wordprocessingShape" mc:Ignorable="w14 w15 w16se wp14">
+<w:footnotes xmlns:wpc="http://schemas.microsoft.com/office/word/2010/wordprocessingCanvas" xmlns:cx="http://schemas.microsoft.com/office/drawing/2014/chartex" xmlns:cx1="http://schemas.microsoft.com/office/drawing/2015/9/8/chartex" xmlns:cx2="http://schemas.microsoft.com/office/drawing/2015/10/21/chartex" xmlns:cx3="http://schemas.microsoft.com/office/drawing/2016/5/9/chartex" xmlns:cx4="http://schemas.microsoft.com/office/drawing/2016/5/10/chartex" xmlns:cx5="http://schemas.microsoft.com/office/drawing/2016/5/11/chartex" xmlns:cx6="http://schemas.microsoft.com/office/drawing/2016/5/12/chartex" xmlns:cx7="http://schemas.microsoft.com/office/drawing/2016/5/13/chartex" xmlns:cx8="http://schemas.microsoft.com/office/drawing/2016/5/14/chartex" xmlns:mc="http://schemas.openxmlformats.org/markup-compatibility/2006" xmlns:aink="http://schemas.microsoft.com/office/drawing/2016/ink" xmlns:am3d="http://schemas.microsoft.com/office/drawing/2017/model3d" xmlns:o="urn:schemas-microsoft-com:office:office" xmlns:oel="http://schemas.microsoft.com/office/2019/extlst" xmlns:r="http://schemas.openxmlformats.org/officeDocument/2006/relationships" xmlns:m="http://schemas.openxmlformats.org/officeDocument/2006/math" xmlns:v="urn:schemas-microsoft-com:vml" xmlns:wp14="http://schemas.microsoft.com/office/word/2010/wordprocessingDrawing" xmlns:wp="http://schemas.openxmlformats.org/drawingml/2006/wordprocessingDrawing" xmlns:w10="urn:schemas-microsoft-com:office:word" xmlns:w="http://schemas.openxmlformats.org/wordprocessingml/2006/main" xmlns:w14="http://schemas.microsoft.com/office/word/2010/wordml" xmlns:w15="http://schemas.microsoft.com/office/word/2012/wordml" xmlns:w16cex="http://schemas.microsoft.com/office/word/2018/wordml/cex" xmlns:w16cid="http://schemas.microsoft.com/office/word/2016/wordml/cid" xmlns:w16="http://schemas.microsoft.com/office/word/2018/wordml" xmlns:w16du="http://schemas.microsoft.com/office/word/2023/wordml/word16du" xmlns:w16sdtdh="http://schemas.microsoft.com/office/word/2020/wordml/sdtdatahash" xmlns:w16sdtfl="http://schemas.microsoft.com/office/word/2024/wordml/sdtformatlock" xmlns:w16se="http://schemas.microsoft.com/office/word/2015/wordml/symex" xmlns:wpg="http://schemas.microsoft.com/office/word/2010/wordprocessingGroup" xmlns:wpi="http://schemas.microsoft.com/office/word/2010/wordprocessingInk" xmlns:wne="http://schemas.microsoft.com/office/word/2006/wordml" xmlns:wps="http://schemas.microsoft.com/office/word/2010/wordprocessingShape" mc:Ignorable="w14 w15 w16se w16cid w16 w16cex w16sdtdh w16sdtfl w16du wp14">
   <w:footnote w:type="separator" w:id="-1">
     <w:p>
       <w:r>
@@ -10058,7 +10055,7 @@
 </file>
 
 <file path=word/numbering.xml><?xml version="1.0" encoding="utf-8"?>
-<w:numbering xmlns:wpc="http://schemas.microsoft.com/office/word/2010/wordprocessingCanvas" xmlns:cx="http://schemas.microsoft.com/office/drawing/2014/chartex" xmlns:mc="http://schemas.openxmlformats.org/markup-compatibility/2006" xmlns:o="urn:schemas-microsoft-com:office:office" xmlns:r="http://schemas.openxmlformats.org/officeDocument/2006/relationships" xmlns:m="http://schemas.openxmlformats.org/officeDocument/2006/math" xmlns:v="urn:schemas-microsoft-com:vml" xmlns:wp14="http://schemas.microsoft.com/office/word/2010/wordprocessingDrawing" xmlns:wp="http://schemas.openxmlformats.org/drawingml/2006/wordprocessingDrawing" xmlns:w10="urn:schemas-microsoft-com:office:word" xmlns:w="http://schemas.openxmlformats.org/wordprocessingml/2006/main" xmlns:w14="http://schemas.microsoft.com/office/word/2010/wordml" xmlns:w15="http://schemas.microsoft.com/office/word/2012/wordml" xmlns:w16se="http://schemas.microsoft.com/office/word/2015/wordml/symex" xmlns:wpg="http://schemas.microsoft.com/office/word/2010/wordprocessingGroup" xmlns:wpi="http://schemas.microsoft.com/office/word/2010/wordprocessingInk" xmlns:wne="http://schemas.microsoft.com/office/word/2006/wordml" xmlns:wps="http://schemas.microsoft.com/office/word/2010/wordprocessingShape" mc:Ignorable="w14 w15 w16se wp14">
+<w:numbering xmlns:wpc="http://schemas.microsoft.com/office/word/2010/wordprocessingCanvas" xmlns:cx="http://schemas.microsoft.com/office/drawing/2014/chartex" xmlns:cx1="http://schemas.microsoft.com/office/drawing/2015/9/8/chartex" xmlns:cx2="http://schemas.microsoft.com/office/drawing/2015/10/21/chartex" xmlns:cx3="http://schemas.microsoft.com/office/drawing/2016/5/9/chartex" xmlns:cx4="http://schemas.microsoft.com/office/drawing/2016/5/10/chartex" xmlns:cx5="http://schemas.microsoft.com/office/drawing/2016/5/11/chartex" xmlns:cx6="http://schemas.microsoft.com/office/drawing/2016/5/12/chartex" xmlns:cx7="http://schemas.microsoft.com/office/drawing/2016/5/13/chartex" xmlns:cx8="http://schemas.microsoft.com/office/drawing/2016/5/14/chartex" xmlns:mc="http://schemas.openxmlformats.org/markup-compatibility/2006" xmlns:aink="http://schemas.microsoft.com/office/drawing/2016/ink" xmlns:am3d="http://schemas.microsoft.com/office/drawing/2017/model3d" xmlns:o="urn:schemas-microsoft-com:office:office" xmlns:oel="http://schemas.microsoft.com/office/2019/extlst" xmlns:r="http://schemas.openxmlformats.org/officeDocument/2006/relationships" xmlns:m="http://schemas.openxmlformats.org/officeDocument/2006/math" xmlns:v="urn:schemas-microsoft-com:vml" xmlns:wp14="http://schemas.microsoft.com/office/word/2010/wordprocessingDrawing" xmlns:wp="http://schemas.openxmlformats.org/drawingml/2006/wordprocessingDrawing" xmlns:w10="urn:schemas-microsoft-com:office:word" xmlns:w="http://schemas.openxmlformats.org/wordprocessingml/2006/main" xmlns:w14="http://schemas.microsoft.com/office/word/2010/wordml" xmlns:w15="http://schemas.microsoft.com/office/word/2012/wordml" xmlns:w16cex="http://schemas.microsoft.com/office/word/2018/wordml/cex" xmlns:w16cid="http://schemas.microsoft.com/office/word/2016/wordml/cid" xmlns:w16="http://schemas.microsoft.com/office/word/2018/wordml" xmlns:w16du="http://schemas.microsoft.com/office/word/2023/wordml/word16du" xmlns:w16sdtdh="http://schemas.microsoft.com/office/word/2020/wordml/sdtdatahash" xmlns:w16sdtfl="http://schemas.microsoft.com/office/word/2024/wordml/sdtformatlock" xmlns:w16se="http://schemas.microsoft.com/office/word/2015/wordml/symex" xmlns:wpg="http://schemas.microsoft.com/office/word/2010/wordprocessingGroup" xmlns:wpi="http://schemas.microsoft.com/office/word/2010/wordprocessingInk" xmlns:wne="http://schemas.microsoft.com/office/word/2006/wordml" xmlns:wps="http://schemas.microsoft.com/office/word/2010/wordprocessingShape" mc:Ignorable="w14 w15 w16se w16cid w16 w16cex w16sdtdh w16sdtfl w16du wp14">
   <w:abstractNum w:abstractNumId="0" w15:restartNumberingAfterBreak="0">
     <w:nsid w:val="147A52A2"/>
     <w:multiLevelType w:val="hybridMultilevel"/>
@@ -10199,13 +10196,13 @@
       </w:pPr>
     </w:lvl>
   </w:abstractNum>
-  <w:num w:numId="1">
+  <w:num w:numId="1" w16cid:durableId="1527479019">
     <w:abstractNumId w:val="1"/>
     <w:lvlOverride w:ilvl="0">
       <w:startOverride w:val="1"/>
     </w:lvlOverride>
   </w:num>
-  <w:num w:numId="2">
+  <w:num w:numId="2" w16cid:durableId="548608146">
     <w:abstractNumId w:val="0"/>
     <w:lvlOverride w:ilvl="0">
       <w:startOverride w:val="1"/>
@@ -10215,7 +10212,7 @@
 </file>
 
 <file path=word/styles.xml><?xml version="1.0" encoding="utf-8"?>
-<w:styles xmlns:mc="http://schemas.openxmlformats.org/markup-compatibility/2006" xmlns:r="http://schemas.openxmlformats.org/officeDocument/2006/relationships" xmlns:w="http://schemas.openxmlformats.org/wordprocessingml/2006/main" xmlns:w14="http://schemas.microsoft.com/office/word/2010/wordml" xmlns:w15="http://schemas.microsoft.com/office/word/2012/wordml" xmlns:w16se="http://schemas.microsoft.com/office/word/2015/wordml/symex" mc:Ignorable="w14 w15 w16se">
+<w:styles xmlns:mc="http://schemas.openxmlformats.org/markup-compatibility/2006" xmlns:r="http://schemas.openxmlformats.org/officeDocument/2006/relationships" xmlns:w="http://schemas.openxmlformats.org/wordprocessingml/2006/main" xmlns:w14="http://schemas.microsoft.com/office/word/2010/wordml" xmlns:w15="http://schemas.microsoft.com/office/word/2012/wordml" xmlns:w16cex="http://schemas.microsoft.com/office/word/2018/wordml/cex" xmlns:w16cid="http://schemas.microsoft.com/office/word/2016/wordml/cid" xmlns:w16="http://schemas.microsoft.com/office/word/2018/wordml" xmlns:w16du="http://schemas.microsoft.com/office/word/2023/wordml/word16du" xmlns:w16sdtdh="http://schemas.microsoft.com/office/word/2020/wordml/sdtdatahash" xmlns:w16sdtfl="http://schemas.microsoft.com/office/word/2024/wordml/sdtformatlock" xmlns:w16se="http://schemas.microsoft.com/office/word/2015/wordml/symex" mc:Ignorable="w14 w15 w16se w16cid w16 w16cex w16sdtdh w16sdtfl w16du">
   <w:docDefaults>
     <w:rPrDefault>
       <w:rPr>
@@ -10227,7 +10224,7 @@
     </w:rPrDefault>
     <w:pPrDefault/>
   </w:docDefaults>
-  <w:latentStyles w:defLockedState="0" w:defUIPriority="99" w:defSemiHidden="0" w:defUnhideWhenUsed="0" w:defQFormat="0" w:count="371">
+  <w:latentStyles w:defLockedState="0" w:defUIPriority="99" w:defSemiHidden="0" w:defUnhideWhenUsed="0" w:defQFormat="0" w:count="376">
     <w:lsdException w:name="Normal" w:uiPriority="0" w:qFormat="1"/>
     <w:lsdException w:name="heading 1" w:uiPriority="9" w:qFormat="1"/>
     <w:lsdException w:name="heading 2" w:semiHidden="1" w:uiPriority="9" w:unhideWhenUsed="1" w:qFormat="1"/>
@@ -10599,6 +10596,11 @@
     <w:lsdException w:name="List Table 5 Dark Accent 6" w:uiPriority="50"/>
     <w:lsdException w:name="List Table 6 Colorful Accent 6" w:uiPriority="51"/>
     <w:lsdException w:name="List Table 7 Colorful Accent 6" w:uiPriority="52"/>
+    <w:lsdException w:name="Mention" w:semiHidden="1" w:unhideWhenUsed="1"/>
+    <w:lsdException w:name="Smart Hyperlink" w:semiHidden="1" w:unhideWhenUsed="1"/>
+    <w:lsdException w:name="Hashtag" w:semiHidden="1" w:unhideWhenUsed="1"/>
+    <w:lsdException w:name="Unresolved Mention" w:semiHidden="1" w:unhideWhenUsed="1"/>
+    <w:lsdException w:name="Smart Link" w:semiHidden="1" w:unhideWhenUsed="1"/>
   </w:latentStyles>
   <w:style w:type="paragraph" w:default="1" w:styleId="a">
     <w:name w:val="Normal"/>

--- a/theory/Этап_3_Информационная_система_кафе.docx
+++ b/theory/Этап_3_Информационная_система_кафе.docx
@@ -1,6 +1,6 @@
 
 <file path=word/document.xml><?xml version="1.0" encoding="utf-8"?>
-<w:document xmlns:wpc="http://schemas.microsoft.com/office/word/2010/wordprocessingCanvas" xmlns:cx="http://schemas.microsoft.com/office/drawing/2014/chartex" xmlns:cx1="http://schemas.microsoft.com/office/drawing/2015/9/8/chartex" xmlns:cx2="http://schemas.microsoft.com/office/drawing/2015/10/21/chartex" xmlns:cx3="http://schemas.microsoft.com/office/drawing/2016/5/9/chartex" xmlns:cx4="http://schemas.microsoft.com/office/drawing/2016/5/10/chartex" xmlns:cx5="http://schemas.microsoft.com/office/drawing/2016/5/11/chartex" xmlns:cx6="http://schemas.microsoft.com/office/drawing/2016/5/12/chartex" xmlns:cx7="http://schemas.microsoft.com/office/drawing/2016/5/13/chartex" xmlns:cx8="http://schemas.microsoft.com/office/drawing/2016/5/14/chartex" xmlns:mc="http://schemas.openxmlformats.org/markup-compatibility/2006" xmlns:aink="http://schemas.microsoft.com/office/drawing/2016/ink" xmlns:am3d="http://schemas.microsoft.com/office/drawing/2017/model3d" xmlns:o="urn:schemas-microsoft-com:office:office" xmlns:oel="http://schemas.microsoft.com/office/2019/extlst" xmlns:r="http://schemas.openxmlformats.org/officeDocument/2006/relationships" xmlns:m="http://schemas.openxmlformats.org/officeDocument/2006/math" xmlns:v="urn:schemas-microsoft-com:vml" xmlns:wp14="http://schemas.microsoft.com/office/word/2010/wordprocessingDrawing" xmlns:wp="http://schemas.openxmlformats.org/drawingml/2006/wordprocessingDrawing" xmlns:w10="urn:schemas-microsoft-com:office:word" xmlns:w="http://schemas.openxmlformats.org/wordprocessingml/2006/main" xmlns:w14="http://schemas.microsoft.com/office/word/2010/wordml" xmlns:w15="http://schemas.microsoft.com/office/word/2012/wordml" xmlns:w16cex="http://schemas.microsoft.com/office/word/2018/wordml/cex" xmlns:w16cid="http://schemas.microsoft.com/office/word/2016/wordml/cid" xmlns:w16="http://schemas.microsoft.com/office/word/2018/wordml" xmlns:w16du="http://schemas.microsoft.com/office/word/2023/wordml/word16du" xmlns:w16sdtdh="http://schemas.microsoft.com/office/word/2020/wordml/sdtdatahash" xmlns:w16sdtfl="http://schemas.microsoft.com/office/word/2024/wordml/sdtformatlock" xmlns:w16se="http://schemas.microsoft.com/office/word/2015/wordml/symex" xmlns:wpg="http://schemas.microsoft.com/office/word/2010/wordprocessingGroup" xmlns:wpi="http://schemas.microsoft.com/office/word/2010/wordprocessingInk" xmlns:wne="http://schemas.microsoft.com/office/word/2006/wordml" xmlns:wps="http://schemas.microsoft.com/office/word/2010/wordprocessingShape" mc:Ignorable="w14 w15 w16se w16cid w16 w16cex w16sdtdh w16sdtfl w16du wp14">
+<w:document xmlns:wpc="http://schemas.microsoft.com/office/word/2010/wordprocessingCanvas" xmlns:cx="http://schemas.microsoft.com/office/drawing/2014/chartex" xmlns:mc="http://schemas.openxmlformats.org/markup-compatibility/2006" xmlns:o="urn:schemas-microsoft-com:office:office" xmlns:r="http://schemas.openxmlformats.org/officeDocument/2006/relationships" xmlns:m="http://schemas.openxmlformats.org/officeDocument/2006/math" xmlns:v="urn:schemas-microsoft-com:vml" xmlns:wp14="http://schemas.microsoft.com/office/word/2010/wordprocessingDrawing" xmlns:wp="http://schemas.openxmlformats.org/drawingml/2006/wordprocessingDrawing" xmlns:w10="urn:schemas-microsoft-com:office:word" xmlns:w="http://schemas.openxmlformats.org/wordprocessingml/2006/main" xmlns:w14="http://schemas.microsoft.com/office/word/2010/wordml" xmlns:w15="http://schemas.microsoft.com/office/word/2012/wordml" xmlns:w16se="http://schemas.microsoft.com/office/word/2015/wordml/symex" xmlns:wpg="http://schemas.microsoft.com/office/word/2010/wordprocessingGroup" xmlns:wpi="http://schemas.microsoft.com/office/word/2010/wordprocessingInk" xmlns:wne="http://schemas.microsoft.com/office/word/2006/wordml" xmlns:wps="http://schemas.microsoft.com/office/word/2010/wordprocessingShape" mc:Ignorable="w14 w15 w16se wp14">
   <w:body>
     <w:p>
       <w:pPr>
@@ -1645,7 +1645,7 @@
         <w:rPr>
           <w:noProof/>
         </w:rPr>
-        <w:pict w14:anchorId="46649145">
+        <w:pict>
           <v:shapetype id="_x0000_t75" coordsize="21600,21600" o:spt="75" o:preferrelative="t" path="m@4@5l@4@11@9@11@9@5xe" filled="f" stroked="f">
             <v:stroke joinstyle="miter"/>
             <v:formulas>
@@ -1665,7 +1665,7 @@
             <v:path o:extrusionok="f" gradientshapeok="t" o:connecttype="rect"/>
             <o:lock v:ext="edit" aspectratio="t"/>
           </v:shapetype>
-          <v:shape id="_x0000_i1025" type="#_x0000_t75" style="width:468pt;height:186.75pt">
+          <v:shape id="_x0000_i1025" type="#_x0000_t75" style="width:467.5pt;height:186.5pt">
             <v:imagedata r:id="rId7" o:title="Untitled"/>
           </v:shape>
         </w:pict>
@@ -1734,7 +1734,15 @@
       </w:r>
       <w:proofErr w:type="spellEnd"/>
       <w:r>
-        <w:t xml:space="preserve"> Case) показывает, какие действия доступны каждой роли. На рисунке 2 действия изображены овалами внутри границы системы, а роли – фигурками снаружи.</w:t>
+        <w:t xml:space="preserve"> </w:t>
+      </w:r>
+      <w:proofErr w:type="spellStart"/>
+      <w:r>
+        <w:t>Case</w:t>
+      </w:r>
+      <w:proofErr w:type="spellEnd"/>
+      <w:r>
+        <w:t>) показывает, какие действия доступны каждой роли. На рисунке 2 действия изображены овалами внутри границы системы, а роли – фигурками снаружи.</w:t>
       </w:r>
     </w:p>
     <w:p>
@@ -1745,8 +1753,8 @@
       </w:pPr>
       <w:r>
         <w:lastRenderedPageBreak/>
-        <w:pict w14:anchorId="1B25D238">
-          <v:shape id="_x0000_i1026" type="#_x0000_t75" style="width:467.25pt;height:457.5pt">
+        <w:pict>
+          <v:shape id="_x0000_i1026" type="#_x0000_t75" style="width:467.5pt;height:457.5pt">
             <v:imagedata r:id="rId8" o:title="Untitled(1)"/>
           </v:shape>
         </w:pict>
@@ -3620,7 +3628,15 @@
         <w:jc w:val="both"/>
       </w:pPr>
       <w:r>
-        <w:t>Заказ проходит через несколько статусов, но переходить из одного в другой можно не как угодно. Нельзя, например, сразу оплатить заказ, который ещё не выдан, или вернуть оплаченный заказ на кухню. Допустимые переходы показаны в таблице 4. Эти правила система будет проверять при каждой смене статуса (требование ФТ-14).</w:t>
+        <w:t xml:space="preserve">Заказ проходит через несколько статусов, но переходить из одного в другой можно </w:t>
+      </w:r>
+      <w:proofErr w:type="gramStart"/>
+      <w:r>
+        <w:t>не</w:t>
+      </w:r>
+      <w:proofErr w:type="gramEnd"/>
+      <w:r>
+        <w:t xml:space="preserve"> как угодно. Нельзя, например, сразу оплатить заказ, который ещё не выдан, или вернуть оплаченный заказ на кухню. Допустимые переходы показаны в таблице 4. Эти правила система будет проверять при каждой смене статуса (требование ФТ-14).</w:t>
       </w:r>
     </w:p>
     <w:p>
@@ -4490,7 +4506,10 @@
               <w:spacing w:line="360" w:lineRule="auto"/>
             </w:pPr>
             <w:r>
-              <w:t>Данные хранятся в реляционной базе SQL</w:t>
+              <w:t>Данные хранят</w:t>
+            </w:r>
+            <w:r>
+              <w:t>ся в реляционной базе SQL</w:t>
             </w:r>
             <w:proofErr w:type="spellStart"/>
             <w:r>
@@ -4587,7 +4606,7 @@
               <w:rPr>
                 <w:lang w:val="en-US"/>
               </w:rPr>
-              <w:t>Python</w:t>
+              <w:t>python</w:t>
             </w:r>
           </w:p>
         </w:tc>
@@ -5286,7 +5305,15 @@
         <w:jc w:val="both"/>
       </w:pPr>
       <w:r>
-        <w:t>Работать систему будет на одном компьютере с установленным SQL Server. Проект выполняется командой из двух человек, поэтому набор функций сознательно ограничен.</w:t>
+        <w:t xml:space="preserve">Работать систему будет на одном компьютере с установленным SQL </w:t>
+      </w:r>
+      <w:proofErr w:type="spellStart"/>
+      <w:r>
+        <w:t>Server</w:t>
+      </w:r>
+      <w:proofErr w:type="spellEnd"/>
+      <w:r>
+        <w:t>. Проект выполняется командой из двух человек, поэтому набор функций сознательно ограничен.</w:t>
       </w:r>
     </w:p>
     <w:p>
@@ -8404,26 +8431,24 @@
         <w:jc w:val="both"/>
       </w:pPr>
       <w:r>
-        <w:t xml:space="preserve">Система состоит из двух основных частей: консольного приложения на </w:t>
-      </w:r>
-      <w:r>
-        <w:rPr>
-          <w:lang w:val="en-US"/>
-        </w:rPr>
-        <w:t>Python</w:t>
-      </w:r>
-      <w:r>
-        <w:t xml:space="preserve"> </w:t>
-      </w:r>
-      <w:r>
-        <w:t xml:space="preserve">и базы данных в </w:t>
-      </w:r>
-      <w:r>
-        <w:rPr>
-          <w:lang w:val="en-US"/>
-        </w:rPr>
+        <w:t>Система состоит из двух основных част</w:t>
+      </w:r>
+      <w:r>
+        <w:t xml:space="preserve">ей: консольного приложения на </w:t>
+      </w:r>
+      <w:proofErr w:type="spellStart"/>
+      <w:r>
+        <w:t>python</w:t>
+      </w:r>
+      <w:proofErr w:type="spellEnd"/>
+      <w:r>
+        <w:t xml:space="preserve"> и базы данных в </w:t>
+      </w:r>
+      <w:proofErr w:type="spellStart"/>
+      <w:r>
         <w:t>SQLite</w:t>
       </w:r>
+      <w:proofErr w:type="spellEnd"/>
       <w:r>
         <w:t>. Приложение делится на модули, каждый отвечает за свою задачу. Схема показана на рисунке 3.</w:t>
       </w:r>
@@ -8438,8 +8463,8 @@
         <w:rPr>
           <w:noProof/>
         </w:rPr>
-        <w:pict w14:anchorId="14FE7322">
-          <v:shape id="_x0000_i1027" type="#_x0000_t75" style="width:466.5pt;height:405.75pt">
+        <w:pict>
+          <v:shape id="_x0000_i1027" type="#_x0000_t75" style="width:466.5pt;height:405.5pt">
             <v:imagedata r:id="rId9" o:title="Untitled(1)"/>
           </v:shape>
         </w:pict>
@@ -9965,14 +9990,13 @@
         <w:jc w:val="both"/>
       </w:pPr>
       <w:r>
-        <w:t>Также разработана общая структура системы и определены шесть информационных объектов с предварительными связями. Следующий этап – проектирование и создание базы данных в SQ</w:t>
-      </w:r>
-      <w:r>
-        <w:rPr>
-          <w:lang w:val="en-US"/>
-        </w:rPr>
-        <w:t>Lite</w:t>
-      </w:r>
+        <w:t>Также разработана общая структура системы и определены шесть информационных объектов с предварительными связями. Следующий этап – проектирование и с</w:t>
+      </w:r>
+      <w:r>
+        <w:t>оздание базы данных в SQLite</w:t>
+      </w:r>
+      <w:bookmarkStart w:id="0" w:name="_GoBack"/>
+      <w:bookmarkEnd w:id="0"/>
       <w:r>
         <w:t>: ER-диаграмма, таблицы, ключи, ограничения, тестовые данные и SQL-запросы.</w:t>
       </w:r>
@@ -9989,7 +10013,7 @@
 </file>
 
 <file path=word/endnotes.xml><?xml version="1.0" encoding="utf-8"?>
-<w:endnotes xmlns:wpc="http://schemas.microsoft.com/office/word/2010/wordprocessingCanvas" xmlns:cx="http://schemas.microsoft.com/office/drawing/2014/chartex" xmlns:cx1="http://schemas.microsoft.com/office/drawing/2015/9/8/chartex" xmlns:cx2="http://schemas.microsoft.com/office/drawing/2015/10/21/chartex" xmlns:cx3="http://schemas.microsoft.com/office/drawing/2016/5/9/chartex" xmlns:cx4="http://schemas.microsoft.com/office/drawing/2016/5/10/chartex" xmlns:cx5="http://schemas.microsoft.com/office/drawing/2016/5/11/chartex" xmlns:cx6="http://schemas.microsoft.com/office/drawing/2016/5/12/chartex" xmlns:cx7="http://schemas.microsoft.com/office/drawing/2016/5/13/chartex" xmlns:cx8="http://schemas.microsoft.com/office/drawing/2016/5/14/chartex" xmlns:mc="http://schemas.openxmlformats.org/markup-compatibility/2006" xmlns:aink="http://schemas.microsoft.com/office/drawing/2016/ink" xmlns:am3d="http://schemas.microsoft.com/office/drawing/2017/model3d" xmlns:o="urn:schemas-microsoft-com:office:office" xmlns:oel="http://schemas.microsoft.com/office/2019/extlst" xmlns:r="http://schemas.openxmlformats.org/officeDocument/2006/relationships" xmlns:m="http://schemas.openxmlformats.org/officeDocument/2006/math" xmlns:v="urn:schemas-microsoft-com:vml" xmlns:wp14="http://schemas.microsoft.com/office/word/2010/wordprocessingDrawing" xmlns:wp="http://schemas.openxmlformats.org/drawingml/2006/wordprocessingDrawing" xmlns:w10="urn:schemas-microsoft-com:office:word" xmlns:w="http://schemas.openxmlformats.org/wordprocessingml/2006/main" xmlns:w14="http://schemas.microsoft.com/office/word/2010/wordml" xmlns:w15="http://schemas.microsoft.com/office/word/2012/wordml" xmlns:w16cex="http://schemas.microsoft.com/office/word/2018/wordml/cex" xmlns:w16cid="http://schemas.microsoft.com/office/word/2016/wordml/cid" xmlns:w16="http://schemas.microsoft.com/office/word/2018/wordml" xmlns:w16du="http://schemas.microsoft.com/office/word/2023/wordml/word16du" xmlns:w16sdtdh="http://schemas.microsoft.com/office/word/2020/wordml/sdtdatahash" xmlns:w16sdtfl="http://schemas.microsoft.com/office/word/2024/wordml/sdtformatlock" xmlns:w16se="http://schemas.microsoft.com/office/word/2015/wordml/symex" xmlns:wpg="http://schemas.microsoft.com/office/word/2010/wordprocessingGroup" xmlns:wpi="http://schemas.microsoft.com/office/word/2010/wordprocessingInk" xmlns:wne="http://schemas.microsoft.com/office/word/2006/wordml" xmlns:wps="http://schemas.microsoft.com/office/word/2010/wordprocessingShape" mc:Ignorable="w14 w15 w16se w16cid w16 w16cex w16sdtdh w16sdtfl w16du wp14">
+<w:endnotes xmlns:wpc="http://schemas.microsoft.com/office/word/2010/wordprocessingCanvas" xmlns:cx="http://schemas.microsoft.com/office/drawing/2014/chartex" xmlns:mc="http://schemas.openxmlformats.org/markup-compatibility/2006" xmlns:o="urn:schemas-microsoft-com:office:office" xmlns:r="http://schemas.openxmlformats.org/officeDocument/2006/relationships" xmlns:m="http://schemas.openxmlformats.org/officeDocument/2006/math" xmlns:v="urn:schemas-microsoft-com:vml" xmlns:wp14="http://schemas.microsoft.com/office/word/2010/wordprocessingDrawing" xmlns:wp="http://schemas.openxmlformats.org/drawingml/2006/wordprocessingDrawing" xmlns:w10="urn:schemas-microsoft-com:office:word" xmlns:w="http://schemas.openxmlformats.org/wordprocessingml/2006/main" xmlns:w14="http://schemas.microsoft.com/office/word/2010/wordml" xmlns:w15="http://schemas.microsoft.com/office/word/2012/wordml" xmlns:w16se="http://schemas.microsoft.com/office/word/2015/wordml/symex" xmlns:wpg="http://schemas.microsoft.com/office/word/2010/wordprocessingGroup" xmlns:wpi="http://schemas.microsoft.com/office/word/2010/wordprocessingInk" xmlns:wne="http://schemas.microsoft.com/office/word/2006/wordml" xmlns:wps="http://schemas.microsoft.com/office/word/2010/wordprocessingShape" mc:Ignorable="w14 w15 w16se wp14">
   <w:endnote w:type="separator" w:id="-1">
     <w:p>
       <w:r>
@@ -10008,7 +10032,7 @@
 </file>
 
 <file path=word/footer1.xml><?xml version="1.0" encoding="utf-8"?>
-<w:ftr xmlns:wpc="http://schemas.microsoft.com/office/word/2010/wordprocessingCanvas" xmlns:cx="http://schemas.microsoft.com/office/drawing/2014/chartex" xmlns:cx1="http://schemas.microsoft.com/office/drawing/2015/9/8/chartex" xmlns:cx2="http://schemas.microsoft.com/office/drawing/2015/10/21/chartex" xmlns:cx3="http://schemas.microsoft.com/office/drawing/2016/5/9/chartex" xmlns:cx4="http://schemas.microsoft.com/office/drawing/2016/5/10/chartex" xmlns:cx5="http://schemas.microsoft.com/office/drawing/2016/5/11/chartex" xmlns:cx6="http://schemas.microsoft.com/office/drawing/2016/5/12/chartex" xmlns:cx7="http://schemas.microsoft.com/office/drawing/2016/5/13/chartex" xmlns:cx8="http://schemas.microsoft.com/office/drawing/2016/5/14/chartex" xmlns:mc="http://schemas.openxmlformats.org/markup-compatibility/2006" xmlns:aink="http://schemas.microsoft.com/office/drawing/2016/ink" xmlns:am3d="http://schemas.microsoft.com/office/drawing/2017/model3d" xmlns:o="urn:schemas-microsoft-com:office:office" xmlns:oel="http://schemas.microsoft.com/office/2019/extlst" xmlns:r="http://schemas.openxmlformats.org/officeDocument/2006/relationships" xmlns:m="http://schemas.openxmlformats.org/officeDocument/2006/math" xmlns:v="urn:schemas-microsoft-com:vml" xmlns:wp14="http://schemas.microsoft.com/office/word/2010/wordprocessingDrawing" xmlns:wp="http://schemas.openxmlformats.org/drawingml/2006/wordprocessingDrawing" xmlns:w10="urn:schemas-microsoft-com:office:word" xmlns:w="http://schemas.openxmlformats.org/wordprocessingml/2006/main" xmlns:w14="http://schemas.microsoft.com/office/word/2010/wordml" xmlns:w15="http://schemas.microsoft.com/office/word/2012/wordml" xmlns:w16cex="http://schemas.microsoft.com/office/word/2018/wordml/cex" xmlns:w16cid="http://schemas.microsoft.com/office/word/2016/wordml/cid" xmlns:w16="http://schemas.microsoft.com/office/word/2018/wordml" xmlns:w16du="http://schemas.microsoft.com/office/word/2023/wordml/word16du" xmlns:w16sdtdh="http://schemas.microsoft.com/office/word/2020/wordml/sdtdatahash" xmlns:w16sdtfl="http://schemas.microsoft.com/office/word/2024/wordml/sdtformatlock" xmlns:w16se="http://schemas.microsoft.com/office/word/2015/wordml/symex" xmlns:wpg="http://schemas.microsoft.com/office/word/2010/wordprocessingGroup" xmlns:wpi="http://schemas.microsoft.com/office/word/2010/wordprocessingInk" xmlns:wne="http://schemas.microsoft.com/office/word/2006/wordml" xmlns:wps="http://schemas.microsoft.com/office/word/2010/wordprocessingShape" mc:Ignorable="w14 w15 w16se w16cid w16 w16cex w16sdtdh w16sdtfl w16du wp14">
+<w:ftr xmlns:wpc="http://schemas.microsoft.com/office/word/2010/wordprocessingCanvas" xmlns:cx="http://schemas.microsoft.com/office/drawing/2014/chartex" xmlns:mc="http://schemas.openxmlformats.org/markup-compatibility/2006" xmlns:o="urn:schemas-microsoft-com:office:office" xmlns:r="http://schemas.openxmlformats.org/officeDocument/2006/relationships" xmlns:m="http://schemas.openxmlformats.org/officeDocument/2006/math" xmlns:v="urn:schemas-microsoft-com:vml" xmlns:wp14="http://schemas.microsoft.com/office/word/2010/wordprocessingDrawing" xmlns:wp="http://schemas.openxmlformats.org/drawingml/2006/wordprocessingDrawing" xmlns:w10="urn:schemas-microsoft-com:office:word" xmlns:w="http://schemas.openxmlformats.org/wordprocessingml/2006/main" xmlns:w14="http://schemas.microsoft.com/office/word/2010/wordml" xmlns:w15="http://schemas.microsoft.com/office/word/2012/wordml" xmlns:w16se="http://schemas.microsoft.com/office/word/2015/wordml/symex" xmlns:wpg="http://schemas.microsoft.com/office/word/2010/wordprocessingGroup" xmlns:wpi="http://schemas.microsoft.com/office/word/2010/wordprocessingInk" xmlns:wne="http://schemas.microsoft.com/office/word/2006/wordml" xmlns:wps="http://schemas.microsoft.com/office/word/2010/wordprocessingShape" mc:Ignorable="w14 w15 w16se wp14">
   <w:p>
     <w:pPr>
       <w:jc w:val="center"/>
@@ -10036,7 +10060,7 @@
 </file>
 
 <file path=word/footnotes.xml><?xml version="1.0" encoding="utf-8"?>
-<w:footnotes xmlns:wpc="http://schemas.microsoft.com/office/word/2010/wordprocessingCanvas" xmlns:cx="http://schemas.microsoft.com/office/drawing/2014/chartex" xmlns:cx1="http://schemas.microsoft.com/office/drawing/2015/9/8/chartex" xmlns:cx2="http://schemas.microsoft.com/office/drawing/2015/10/21/chartex" xmlns:cx3="http://schemas.microsoft.com/office/drawing/2016/5/9/chartex" xmlns:cx4="http://schemas.microsoft.com/office/drawing/2016/5/10/chartex" xmlns:cx5="http://schemas.microsoft.com/office/drawing/2016/5/11/chartex" xmlns:cx6="http://schemas.microsoft.com/office/drawing/2016/5/12/chartex" xmlns:cx7="http://schemas.microsoft.com/office/drawing/2016/5/13/chartex" xmlns:cx8="http://schemas.microsoft.com/office/drawing/2016/5/14/chartex" xmlns:mc="http://schemas.openxmlformats.org/markup-compatibility/2006" xmlns:aink="http://schemas.microsoft.com/office/drawing/2016/ink" xmlns:am3d="http://schemas.microsoft.com/office/drawing/2017/model3d" xmlns:o="urn:schemas-microsoft-com:office:office" xmlns:oel="http://schemas.microsoft.com/office/2019/extlst" xmlns:r="http://schemas.openxmlformats.org/officeDocument/2006/relationships" xmlns:m="http://schemas.openxmlformats.org/officeDocument/2006/math" xmlns:v="urn:schemas-microsoft-com:vml" xmlns:wp14="http://schemas.microsoft.com/office/word/2010/wordprocessingDrawing" xmlns:wp="http://schemas.openxmlformats.org/drawingml/2006/wordprocessingDrawing" xmlns:w10="urn:schemas-microsoft-com:office:word" xmlns:w="http://schemas.openxmlformats.org/wordprocessingml/2006/main" xmlns:w14="http://schemas.microsoft.com/office/word/2010/wordml" xmlns:w15="http://schemas.microsoft.com/office/word/2012/wordml" xmlns:w16cex="http://schemas.microsoft.com/office/word/2018/wordml/cex" xmlns:w16cid="http://schemas.microsoft.com/office/word/2016/wordml/cid" xmlns:w16="http://schemas.microsoft.com/office/word/2018/wordml" xmlns:w16du="http://schemas.microsoft.com/office/word/2023/wordml/word16du" xmlns:w16sdtdh="http://schemas.microsoft.com/office/word/2020/wordml/sdtdatahash" xmlns:w16sdtfl="http://schemas.microsoft.com/office/word/2024/wordml/sdtformatlock" xmlns:w16se="http://schemas.microsoft.com/office/word/2015/wordml/symex" xmlns:wpg="http://schemas.microsoft.com/office/word/2010/wordprocessingGroup" xmlns:wpi="http://schemas.microsoft.com/office/word/2010/wordprocessingInk" xmlns:wne="http://schemas.microsoft.com/office/word/2006/wordml" xmlns:wps="http://schemas.microsoft.com/office/word/2010/wordprocessingShape" mc:Ignorable="w14 w15 w16se w16cid w16 w16cex w16sdtdh w16sdtfl w16du wp14">
+<w:footnotes xmlns:wpc="http://schemas.microsoft.com/office/word/2010/wordprocessingCanvas" xmlns:cx="http://schemas.microsoft.com/office/drawing/2014/chartex" xmlns:mc="http://schemas.openxmlformats.org/markup-compatibility/2006" xmlns:o="urn:schemas-microsoft-com:office:office" xmlns:r="http://schemas.openxmlformats.org/officeDocument/2006/relationships" xmlns:m="http://schemas.openxmlformats.org/officeDocument/2006/math" xmlns:v="urn:schemas-microsoft-com:vml" xmlns:wp14="http://schemas.microsoft.com/office/word/2010/wordprocessingDrawing" xmlns:wp="http://schemas.openxmlformats.org/drawingml/2006/wordprocessingDrawing" xmlns:w10="urn:schemas-microsoft-com:office:word" xmlns:w="http://schemas.openxmlformats.org/wordprocessingml/2006/main" xmlns:w14="http://schemas.microsoft.com/office/word/2010/wordml" xmlns:w15="http://schemas.microsoft.com/office/word/2012/wordml" xmlns:w16se="http://schemas.microsoft.com/office/word/2015/wordml/symex" xmlns:wpg="http://schemas.microsoft.com/office/word/2010/wordprocessingGroup" xmlns:wpi="http://schemas.microsoft.com/office/word/2010/wordprocessingInk" xmlns:wne="http://schemas.microsoft.com/office/word/2006/wordml" xmlns:wps="http://schemas.microsoft.com/office/word/2010/wordprocessingShape" mc:Ignorable="w14 w15 w16se wp14">
   <w:footnote w:type="separator" w:id="-1">
     <w:p>
       <w:r>
@@ -10055,7 +10079,7 @@
 </file>
 
 <file path=word/numbering.xml><?xml version="1.0" encoding="utf-8"?>
-<w:numbering xmlns:wpc="http://schemas.microsoft.com/office/word/2010/wordprocessingCanvas" xmlns:cx="http://schemas.microsoft.com/office/drawing/2014/chartex" xmlns:cx1="http://schemas.microsoft.com/office/drawing/2015/9/8/chartex" xmlns:cx2="http://schemas.microsoft.com/office/drawing/2015/10/21/chartex" xmlns:cx3="http://schemas.microsoft.com/office/drawing/2016/5/9/chartex" xmlns:cx4="http://schemas.microsoft.com/office/drawing/2016/5/10/chartex" xmlns:cx5="http://schemas.microsoft.com/office/drawing/2016/5/11/chartex" xmlns:cx6="http://schemas.microsoft.com/office/drawing/2016/5/12/chartex" xmlns:cx7="http://schemas.microsoft.com/office/drawing/2016/5/13/chartex" xmlns:cx8="http://schemas.microsoft.com/office/drawing/2016/5/14/chartex" xmlns:mc="http://schemas.openxmlformats.org/markup-compatibility/2006" xmlns:aink="http://schemas.microsoft.com/office/drawing/2016/ink" xmlns:am3d="http://schemas.microsoft.com/office/drawing/2017/model3d" xmlns:o="urn:schemas-microsoft-com:office:office" xmlns:oel="http://schemas.microsoft.com/office/2019/extlst" xmlns:r="http://schemas.openxmlformats.org/officeDocument/2006/relationships" xmlns:m="http://schemas.openxmlformats.org/officeDocument/2006/math" xmlns:v="urn:schemas-microsoft-com:vml" xmlns:wp14="http://schemas.microsoft.com/office/word/2010/wordprocessingDrawing" xmlns:wp="http://schemas.openxmlformats.org/drawingml/2006/wordprocessingDrawing" xmlns:w10="urn:schemas-microsoft-com:office:word" xmlns:w="http://schemas.openxmlformats.org/wordprocessingml/2006/main" xmlns:w14="http://schemas.microsoft.com/office/word/2010/wordml" xmlns:w15="http://schemas.microsoft.com/office/word/2012/wordml" xmlns:w16cex="http://schemas.microsoft.com/office/word/2018/wordml/cex" xmlns:w16cid="http://schemas.microsoft.com/office/word/2016/wordml/cid" xmlns:w16="http://schemas.microsoft.com/office/word/2018/wordml" xmlns:w16du="http://schemas.microsoft.com/office/word/2023/wordml/word16du" xmlns:w16sdtdh="http://schemas.microsoft.com/office/word/2020/wordml/sdtdatahash" xmlns:w16sdtfl="http://schemas.microsoft.com/office/word/2024/wordml/sdtformatlock" xmlns:w16se="http://schemas.microsoft.com/office/word/2015/wordml/symex" xmlns:wpg="http://schemas.microsoft.com/office/word/2010/wordprocessingGroup" xmlns:wpi="http://schemas.microsoft.com/office/word/2010/wordprocessingInk" xmlns:wne="http://schemas.microsoft.com/office/word/2006/wordml" xmlns:wps="http://schemas.microsoft.com/office/word/2010/wordprocessingShape" mc:Ignorable="w14 w15 w16se w16cid w16 w16cex w16sdtdh w16sdtfl w16du wp14">
+<w:numbering xmlns:wpc="http://schemas.microsoft.com/office/word/2010/wordprocessingCanvas" xmlns:cx="http://schemas.microsoft.com/office/drawing/2014/chartex" xmlns:mc="http://schemas.openxmlformats.org/markup-compatibility/2006" xmlns:o="urn:schemas-microsoft-com:office:office" xmlns:r="http://schemas.openxmlformats.org/officeDocument/2006/relationships" xmlns:m="http://schemas.openxmlformats.org/officeDocument/2006/math" xmlns:v="urn:schemas-microsoft-com:vml" xmlns:wp14="http://schemas.microsoft.com/office/word/2010/wordprocessingDrawing" xmlns:wp="http://schemas.openxmlformats.org/drawingml/2006/wordprocessingDrawing" xmlns:w10="urn:schemas-microsoft-com:office:word" xmlns:w="http://schemas.openxmlformats.org/wordprocessingml/2006/main" xmlns:w14="http://schemas.microsoft.com/office/word/2010/wordml" xmlns:w15="http://schemas.microsoft.com/office/word/2012/wordml" xmlns:w16se="http://schemas.microsoft.com/office/word/2015/wordml/symex" xmlns:wpg="http://schemas.microsoft.com/office/word/2010/wordprocessingGroup" xmlns:wpi="http://schemas.microsoft.com/office/word/2010/wordprocessingInk" xmlns:wne="http://schemas.microsoft.com/office/word/2006/wordml" xmlns:wps="http://schemas.microsoft.com/office/word/2010/wordprocessingShape" mc:Ignorable="w14 w15 w16se wp14">
   <w:abstractNum w:abstractNumId="0" w15:restartNumberingAfterBreak="0">
     <w:nsid w:val="147A52A2"/>
     <w:multiLevelType w:val="hybridMultilevel"/>
@@ -10196,13 +10220,13 @@
       </w:pPr>
     </w:lvl>
   </w:abstractNum>
-  <w:num w:numId="1" w16cid:durableId="1527479019">
+  <w:num w:numId="1">
     <w:abstractNumId w:val="1"/>
     <w:lvlOverride w:ilvl="0">
       <w:startOverride w:val="1"/>
     </w:lvlOverride>
   </w:num>
-  <w:num w:numId="2" w16cid:durableId="548608146">
+  <w:num w:numId="2">
     <w:abstractNumId w:val="0"/>
     <w:lvlOverride w:ilvl="0">
       <w:startOverride w:val="1"/>
@@ -10212,7 +10236,7 @@
 </file>
 
 <file path=word/styles.xml><?xml version="1.0" encoding="utf-8"?>
-<w:styles xmlns:mc="http://schemas.openxmlformats.org/markup-compatibility/2006" xmlns:r="http://schemas.openxmlformats.org/officeDocument/2006/relationships" xmlns:w="http://schemas.openxmlformats.org/wordprocessingml/2006/main" xmlns:w14="http://schemas.microsoft.com/office/word/2010/wordml" xmlns:w15="http://schemas.microsoft.com/office/word/2012/wordml" xmlns:w16cex="http://schemas.microsoft.com/office/word/2018/wordml/cex" xmlns:w16cid="http://schemas.microsoft.com/office/word/2016/wordml/cid" xmlns:w16="http://schemas.microsoft.com/office/word/2018/wordml" xmlns:w16du="http://schemas.microsoft.com/office/word/2023/wordml/word16du" xmlns:w16sdtdh="http://schemas.microsoft.com/office/word/2020/wordml/sdtdatahash" xmlns:w16sdtfl="http://schemas.microsoft.com/office/word/2024/wordml/sdtformatlock" xmlns:w16se="http://schemas.microsoft.com/office/word/2015/wordml/symex" mc:Ignorable="w14 w15 w16se w16cid w16 w16cex w16sdtdh w16sdtfl w16du">
+<w:styles xmlns:mc="http://schemas.openxmlformats.org/markup-compatibility/2006" xmlns:r="http://schemas.openxmlformats.org/officeDocument/2006/relationships" xmlns:w="http://schemas.openxmlformats.org/wordprocessingml/2006/main" xmlns:w14="http://schemas.microsoft.com/office/word/2010/wordml" xmlns:w15="http://schemas.microsoft.com/office/word/2012/wordml" xmlns:w16se="http://schemas.microsoft.com/office/word/2015/wordml/symex" mc:Ignorable="w14 w15 w16se">
   <w:docDefaults>
     <w:rPrDefault>
       <w:rPr>
@@ -10224,7 +10248,7 @@
     </w:rPrDefault>
     <w:pPrDefault/>
   </w:docDefaults>
-  <w:latentStyles w:defLockedState="0" w:defUIPriority="99" w:defSemiHidden="0" w:defUnhideWhenUsed="0" w:defQFormat="0" w:count="376">
+  <w:latentStyles w:defLockedState="0" w:defUIPriority="99" w:defSemiHidden="0" w:defUnhideWhenUsed="0" w:defQFormat="0" w:count="371">
     <w:lsdException w:name="Normal" w:uiPriority="0" w:qFormat="1"/>
     <w:lsdException w:name="heading 1" w:uiPriority="9" w:qFormat="1"/>
     <w:lsdException w:name="heading 2" w:semiHidden="1" w:uiPriority="9" w:unhideWhenUsed="1" w:qFormat="1"/>
@@ -10596,11 +10620,6 @@
     <w:lsdException w:name="List Table 5 Dark Accent 6" w:uiPriority="50"/>
     <w:lsdException w:name="List Table 6 Colorful Accent 6" w:uiPriority="51"/>
     <w:lsdException w:name="List Table 7 Colorful Accent 6" w:uiPriority="52"/>
-    <w:lsdException w:name="Mention" w:semiHidden="1" w:unhideWhenUsed="1"/>
-    <w:lsdException w:name="Smart Hyperlink" w:semiHidden="1" w:unhideWhenUsed="1"/>
-    <w:lsdException w:name="Hashtag" w:semiHidden="1" w:unhideWhenUsed="1"/>
-    <w:lsdException w:name="Unresolved Mention" w:semiHidden="1" w:unhideWhenUsed="1"/>
-    <w:lsdException w:name="Smart Link" w:semiHidden="1" w:unhideWhenUsed="1"/>
   </w:latentStyles>
   <w:style w:type="paragraph" w:default="1" w:styleId="a">
     <w:name w:val="Normal"/>

--- a/theory/Этап_3_Информационная_система_кафе.docx
+++ b/theory/Этап_3_Информационная_система_кафе.docx
@@ -1,6 +1,6 @@
 
 <file path=word/document.xml><?xml version="1.0" encoding="utf-8"?>
-<w:document xmlns:wpc="http://schemas.microsoft.com/office/word/2010/wordprocessingCanvas" xmlns:cx="http://schemas.microsoft.com/office/drawing/2014/chartex" xmlns:mc="http://schemas.openxmlformats.org/markup-compatibility/2006" xmlns:o="urn:schemas-microsoft-com:office:office" xmlns:r="http://schemas.openxmlformats.org/officeDocument/2006/relationships" xmlns:m="http://schemas.openxmlformats.org/officeDocument/2006/math" xmlns:v="urn:schemas-microsoft-com:vml" xmlns:wp14="http://schemas.microsoft.com/office/word/2010/wordprocessingDrawing" xmlns:wp="http://schemas.openxmlformats.org/drawingml/2006/wordprocessingDrawing" xmlns:w10="urn:schemas-microsoft-com:office:word" xmlns:w="http://schemas.openxmlformats.org/wordprocessingml/2006/main" xmlns:w14="http://schemas.microsoft.com/office/word/2010/wordml" xmlns:w15="http://schemas.microsoft.com/office/word/2012/wordml" xmlns:w16se="http://schemas.microsoft.com/office/word/2015/wordml/symex" xmlns:wpg="http://schemas.microsoft.com/office/word/2010/wordprocessingGroup" xmlns:wpi="http://schemas.microsoft.com/office/word/2010/wordprocessingInk" xmlns:wne="http://schemas.microsoft.com/office/word/2006/wordml" xmlns:wps="http://schemas.microsoft.com/office/word/2010/wordprocessingShape" mc:Ignorable="w14 w15 w16se wp14">
+<w:document xmlns:wpc="http://schemas.microsoft.com/office/word/2010/wordprocessingCanvas" xmlns:cx="http://schemas.microsoft.com/office/drawing/2014/chartex" xmlns:cx1="http://schemas.microsoft.com/office/drawing/2015/9/8/chartex" xmlns:cx2="http://schemas.microsoft.com/office/drawing/2015/10/21/chartex" xmlns:cx3="http://schemas.microsoft.com/office/drawing/2016/5/9/chartex" xmlns:cx4="http://schemas.microsoft.com/office/drawing/2016/5/10/chartex" xmlns:cx5="http://schemas.microsoft.com/office/drawing/2016/5/11/chartex" xmlns:cx6="http://schemas.microsoft.com/office/drawing/2016/5/12/chartex" xmlns:cx7="http://schemas.microsoft.com/office/drawing/2016/5/13/chartex" xmlns:cx8="http://schemas.microsoft.com/office/drawing/2016/5/14/chartex" xmlns:mc="http://schemas.openxmlformats.org/markup-compatibility/2006" xmlns:aink="http://schemas.microsoft.com/office/drawing/2016/ink" xmlns:am3d="http://schemas.microsoft.com/office/drawing/2017/model3d" xmlns:o="urn:schemas-microsoft-com:office:office" xmlns:oel="http://schemas.microsoft.com/office/2019/extlst" xmlns:r="http://schemas.openxmlformats.org/officeDocument/2006/relationships" xmlns:m="http://schemas.openxmlformats.org/officeDocument/2006/math" xmlns:v="urn:schemas-microsoft-com:vml" xmlns:wp14="http://schemas.microsoft.com/office/word/2010/wordprocessingDrawing" xmlns:wp="http://schemas.openxmlformats.org/drawingml/2006/wordprocessingDrawing" xmlns:w10="urn:schemas-microsoft-com:office:word" xmlns:w="http://schemas.openxmlformats.org/wordprocessingml/2006/main" xmlns:w14="http://schemas.microsoft.com/office/word/2010/wordml" xmlns:w15="http://schemas.microsoft.com/office/word/2012/wordml" xmlns:w16cex="http://schemas.microsoft.com/office/word/2018/wordml/cex" xmlns:w16cid="http://schemas.microsoft.com/office/word/2016/wordml/cid" xmlns:w16="http://schemas.microsoft.com/office/word/2018/wordml" xmlns:w16du="http://schemas.microsoft.com/office/word/2023/wordml/word16du" xmlns:w16sdtdh="http://schemas.microsoft.com/office/word/2020/wordml/sdtdatahash" xmlns:w16sdtfl="http://schemas.microsoft.com/office/word/2024/wordml/sdtformatlock" xmlns:w16se="http://schemas.microsoft.com/office/word/2015/wordml/symex" xmlns:wpg="http://schemas.microsoft.com/office/word/2010/wordprocessingGroup" xmlns:wpi="http://schemas.microsoft.com/office/word/2010/wordprocessingInk" xmlns:wne="http://schemas.microsoft.com/office/word/2006/wordml" xmlns:wps="http://schemas.microsoft.com/office/word/2010/wordprocessingShape" mc:Ignorable="w14 w15 w16se w16cid w16 w16cex w16sdtdh w16sdtfl w16du wp14">
   <w:body>
     <w:p>
       <w:pPr>
@@ -1645,7 +1645,7 @@
         <w:rPr>
           <w:noProof/>
         </w:rPr>
-        <w:pict>
+        <w:pict w14:anchorId="4574B5A8">
           <v:shapetype id="_x0000_t75" coordsize="21600,21600" o:spt="75" o:preferrelative="t" path="m@4@5l@4@11@9@11@9@5xe" filled="f" stroked="f">
             <v:stroke joinstyle="miter"/>
             <v:formulas>
@@ -1665,7 +1665,7 @@
             <v:path o:extrusionok="f" gradientshapeok="t" o:connecttype="rect"/>
             <o:lock v:ext="edit" aspectratio="t"/>
           </v:shapetype>
-          <v:shape id="_x0000_i1025" type="#_x0000_t75" style="width:467.5pt;height:186.5pt">
+          <v:shape id="_x0000_i1025" type="#_x0000_t75" style="width:468pt;height:186.75pt">
             <v:imagedata r:id="rId7" o:title="Untitled"/>
           </v:shape>
         </w:pict>
@@ -1734,15 +1734,7 @@
       </w:r>
       <w:proofErr w:type="spellEnd"/>
       <w:r>
-        <w:t xml:space="preserve"> </w:t>
-      </w:r>
-      <w:proofErr w:type="spellStart"/>
-      <w:r>
-        <w:t>Case</w:t>
-      </w:r>
-      <w:proofErr w:type="spellEnd"/>
-      <w:r>
-        <w:t>) показывает, какие действия доступны каждой роли. На рисунке 2 действия изображены овалами внутри границы системы, а роли – фигурками снаружи.</w:t>
+        <w:t xml:space="preserve"> Case) показывает, какие действия доступны каждой роли. На рисунке 2 действия изображены овалами внутри границы системы, а роли – фигурками снаружи.</w:t>
       </w:r>
     </w:p>
     <w:p>
@@ -1753,8 +1745,8 @@
       </w:pPr>
       <w:r>
         <w:lastRenderedPageBreak/>
-        <w:pict>
-          <v:shape id="_x0000_i1026" type="#_x0000_t75" style="width:467.5pt;height:457.5pt">
+        <w:pict w14:anchorId="2969C314">
+          <v:shape id="_x0000_i1026" type="#_x0000_t75" style="width:467.25pt;height:457.5pt">
             <v:imagedata r:id="rId8" o:title="Untitled(1)"/>
           </v:shape>
         </w:pict>
@@ -3628,15 +3620,7 @@
         <w:jc w:val="both"/>
       </w:pPr>
       <w:r>
-        <w:t xml:space="preserve">Заказ проходит через несколько статусов, но переходить из одного в другой можно </w:t>
-      </w:r>
-      <w:proofErr w:type="gramStart"/>
-      <w:r>
-        <w:t>не</w:t>
-      </w:r>
-      <w:proofErr w:type="gramEnd"/>
-      <w:r>
-        <w:t xml:space="preserve"> как угодно. Нельзя, например, сразу оплатить заказ, который ещё не выдан, или вернуть оплаченный заказ на кухню. Допустимые переходы показаны в таблице 4. Эти правила система будет проверять при каждой смене статуса (требование ФТ-14).</w:t>
+        <w:t>Заказ проходит через несколько статусов, но переходить из одного в другой можно не как угодно. Нельзя, например, сразу оплатить заказ, который ещё не выдан, или вернуть оплаченный заказ на кухню. Допустимые переходы показаны в таблице 4. Эти правила система будет проверять при каждой смене статуса (требование ФТ-14).</w:t>
       </w:r>
     </w:p>
     <w:p>
@@ -5305,11 +5289,14 @@
         <w:jc w:val="both"/>
       </w:pPr>
       <w:r>
-        <w:t xml:space="preserve">Работать систему будет на одном компьютере с установленным SQL </w:t>
+        <w:t>Работать систему будет на одном компьютере с установленным SQL</w:t>
       </w:r>
       <w:proofErr w:type="spellStart"/>
       <w:r>
-        <w:t>Server</w:t>
+        <w:rPr>
+          <w:lang w:val="en-US"/>
+        </w:rPr>
+        <w:t>ite</w:t>
       </w:r>
       <w:proofErr w:type="spellEnd"/>
       <w:r>
@@ -8463,8 +8450,8 @@
         <w:rPr>
           <w:noProof/>
         </w:rPr>
-        <w:pict>
-          <v:shape id="_x0000_i1027" type="#_x0000_t75" style="width:466.5pt;height:405.5pt">
+        <w:pict w14:anchorId="596D8FF6">
+          <v:shape id="_x0000_i1027" type="#_x0000_t75" style="width:466.5pt;height:405.75pt">
             <v:imagedata r:id="rId9" o:title="Untitled(1)"/>
           </v:shape>
         </w:pict>
@@ -9995,8 +9982,6 @@
       <w:r>
         <w:t>оздание базы данных в SQLite</w:t>
       </w:r>
-      <w:bookmarkStart w:id="0" w:name="_GoBack"/>
-      <w:bookmarkEnd w:id="0"/>
       <w:r>
         <w:t>: ER-диаграмма, таблицы, ключи, ограничения, тестовые данные и SQL-запросы.</w:t>
       </w:r>
@@ -10013,7 +9998,7 @@
 </file>
 
 <file path=word/endnotes.xml><?xml version="1.0" encoding="utf-8"?>
-<w:endnotes xmlns:wpc="http://schemas.microsoft.com/office/word/2010/wordprocessingCanvas" xmlns:cx="http://schemas.microsoft.com/office/drawing/2014/chartex" xmlns:mc="http://schemas.openxmlformats.org/markup-compatibility/2006" xmlns:o="urn:schemas-microsoft-com:office:office" xmlns:r="http://schemas.openxmlformats.org/officeDocument/2006/relationships" xmlns:m="http://schemas.openxmlformats.org/officeDocument/2006/math" xmlns:v="urn:schemas-microsoft-com:vml" xmlns:wp14="http://schemas.microsoft.com/office/word/2010/wordprocessingDrawing" xmlns:wp="http://schemas.openxmlformats.org/drawingml/2006/wordprocessingDrawing" xmlns:w10="urn:schemas-microsoft-com:office:word" xmlns:w="http://schemas.openxmlformats.org/wordprocessingml/2006/main" xmlns:w14="http://schemas.microsoft.com/office/word/2010/wordml" xmlns:w15="http://schemas.microsoft.com/office/word/2012/wordml" xmlns:w16se="http://schemas.microsoft.com/office/word/2015/wordml/symex" xmlns:wpg="http://schemas.microsoft.com/office/word/2010/wordprocessingGroup" xmlns:wpi="http://schemas.microsoft.com/office/word/2010/wordprocessingInk" xmlns:wne="http://schemas.microsoft.com/office/word/2006/wordml" xmlns:wps="http://schemas.microsoft.com/office/word/2010/wordprocessingShape" mc:Ignorable="w14 w15 w16se wp14">
+<w:endnotes xmlns:wpc="http://schemas.microsoft.com/office/word/2010/wordprocessingCanvas" xmlns:cx="http://schemas.microsoft.com/office/drawing/2014/chartex" xmlns:cx1="http://schemas.microsoft.com/office/drawing/2015/9/8/chartex" xmlns:cx2="http://schemas.microsoft.com/office/drawing/2015/10/21/chartex" xmlns:cx3="http://schemas.microsoft.com/office/drawing/2016/5/9/chartex" xmlns:cx4="http://schemas.microsoft.com/office/drawing/2016/5/10/chartex" xmlns:cx5="http://schemas.microsoft.com/office/drawing/2016/5/11/chartex" xmlns:cx6="http://schemas.microsoft.com/office/drawing/2016/5/12/chartex" xmlns:cx7="http://schemas.microsoft.com/office/drawing/2016/5/13/chartex" xmlns:cx8="http://schemas.microsoft.com/office/drawing/2016/5/14/chartex" xmlns:mc="http://schemas.openxmlformats.org/markup-compatibility/2006" xmlns:aink="http://schemas.microsoft.com/office/drawing/2016/ink" xmlns:am3d="http://schemas.microsoft.com/office/drawing/2017/model3d" xmlns:o="urn:schemas-microsoft-com:office:office" xmlns:oel="http://schemas.microsoft.com/office/2019/extlst" xmlns:r="http://schemas.openxmlformats.org/officeDocument/2006/relationships" xmlns:m="http://schemas.openxmlformats.org/officeDocument/2006/math" xmlns:v="urn:schemas-microsoft-com:vml" xmlns:wp14="http://schemas.microsoft.com/office/word/2010/wordprocessingDrawing" xmlns:wp="http://schemas.openxmlformats.org/drawingml/2006/wordprocessingDrawing" xmlns:w10="urn:schemas-microsoft-com:office:word" xmlns:w="http://schemas.openxmlformats.org/wordprocessingml/2006/main" xmlns:w14="http://schemas.microsoft.com/office/word/2010/wordml" xmlns:w15="http://schemas.microsoft.com/office/word/2012/wordml" xmlns:w16cex="http://schemas.microsoft.com/office/word/2018/wordml/cex" xmlns:w16cid="http://schemas.microsoft.com/office/word/2016/wordml/cid" xmlns:w16="http://schemas.microsoft.com/office/word/2018/wordml" xmlns:w16du="http://schemas.microsoft.com/office/word/2023/wordml/word16du" xmlns:w16sdtdh="http://schemas.microsoft.com/office/word/2020/wordml/sdtdatahash" xmlns:w16sdtfl="http://schemas.microsoft.com/office/word/2024/wordml/sdtformatlock" xmlns:w16se="http://schemas.microsoft.com/office/word/2015/wordml/symex" xmlns:wpg="http://schemas.microsoft.com/office/word/2010/wordprocessingGroup" xmlns:wpi="http://schemas.microsoft.com/office/word/2010/wordprocessingInk" xmlns:wne="http://schemas.microsoft.com/office/word/2006/wordml" xmlns:wps="http://schemas.microsoft.com/office/word/2010/wordprocessingShape" mc:Ignorable="w14 w15 w16se w16cid w16 w16cex w16sdtdh w16sdtfl w16du wp14">
   <w:endnote w:type="separator" w:id="-1">
     <w:p>
       <w:r>
@@ -10032,7 +10017,7 @@
 </file>
 
 <file path=word/footer1.xml><?xml version="1.0" encoding="utf-8"?>
-<w:ftr xmlns:wpc="http://schemas.microsoft.com/office/word/2010/wordprocessingCanvas" xmlns:cx="http://schemas.microsoft.com/office/drawing/2014/chartex" xmlns:mc="http://schemas.openxmlformats.org/markup-compatibility/2006" xmlns:o="urn:schemas-microsoft-com:office:office" xmlns:r="http://schemas.openxmlformats.org/officeDocument/2006/relationships" xmlns:m="http://schemas.openxmlformats.org/officeDocument/2006/math" xmlns:v="urn:schemas-microsoft-com:vml" xmlns:wp14="http://schemas.microsoft.com/office/word/2010/wordprocessingDrawing" xmlns:wp="http://schemas.openxmlformats.org/drawingml/2006/wordprocessingDrawing" xmlns:w10="urn:schemas-microsoft-com:office:word" xmlns:w="http://schemas.openxmlformats.org/wordprocessingml/2006/main" xmlns:w14="http://schemas.microsoft.com/office/word/2010/wordml" xmlns:w15="http://schemas.microsoft.com/office/word/2012/wordml" xmlns:w16se="http://schemas.microsoft.com/office/word/2015/wordml/symex" xmlns:wpg="http://schemas.microsoft.com/office/word/2010/wordprocessingGroup" xmlns:wpi="http://schemas.microsoft.com/office/word/2010/wordprocessingInk" xmlns:wne="http://schemas.microsoft.com/office/word/2006/wordml" xmlns:wps="http://schemas.microsoft.com/office/word/2010/wordprocessingShape" mc:Ignorable="w14 w15 w16se wp14">
+<w:ftr xmlns:wpc="http://schemas.microsoft.com/office/word/2010/wordprocessingCanvas" xmlns:cx="http://schemas.microsoft.com/office/drawing/2014/chartex" xmlns:cx1="http://schemas.microsoft.com/office/drawing/2015/9/8/chartex" xmlns:cx2="http://schemas.microsoft.com/office/drawing/2015/10/21/chartex" xmlns:cx3="http://schemas.microsoft.com/office/drawing/2016/5/9/chartex" xmlns:cx4="http://schemas.microsoft.com/office/drawing/2016/5/10/chartex" xmlns:cx5="http://schemas.microsoft.com/office/drawing/2016/5/11/chartex" xmlns:cx6="http://schemas.microsoft.com/office/drawing/2016/5/12/chartex" xmlns:cx7="http://schemas.microsoft.com/office/drawing/2016/5/13/chartex" xmlns:cx8="http://schemas.microsoft.com/office/drawing/2016/5/14/chartex" xmlns:mc="http://schemas.openxmlformats.org/markup-compatibility/2006" xmlns:aink="http://schemas.microsoft.com/office/drawing/2016/ink" xmlns:am3d="http://schemas.microsoft.com/office/drawing/2017/model3d" xmlns:o="urn:schemas-microsoft-com:office:office" xmlns:oel="http://schemas.microsoft.com/office/2019/extlst" xmlns:r="http://schemas.openxmlformats.org/officeDocument/2006/relationships" xmlns:m="http://schemas.openxmlformats.org/officeDocument/2006/math" xmlns:v="urn:schemas-microsoft-com:vml" xmlns:wp14="http://schemas.microsoft.com/office/word/2010/wordprocessingDrawing" xmlns:wp="http://schemas.openxmlformats.org/drawingml/2006/wordprocessingDrawing" xmlns:w10="urn:schemas-microsoft-com:office:word" xmlns:w="http://schemas.openxmlformats.org/wordprocessingml/2006/main" xmlns:w14="http://schemas.microsoft.com/office/word/2010/wordml" xmlns:w15="http://schemas.microsoft.com/office/word/2012/wordml" xmlns:w16cex="http://schemas.microsoft.com/office/word/2018/wordml/cex" xmlns:w16cid="http://schemas.microsoft.com/office/word/2016/wordml/cid" xmlns:w16="http://schemas.microsoft.com/office/word/2018/wordml" xmlns:w16du="http://schemas.microsoft.com/office/word/2023/wordml/word16du" xmlns:w16sdtdh="http://schemas.microsoft.com/office/word/2020/wordml/sdtdatahash" xmlns:w16sdtfl="http://schemas.microsoft.com/office/word/2024/wordml/sdtformatlock" xmlns:w16se="http://schemas.microsoft.com/office/word/2015/wordml/symex" xmlns:wpg="http://schemas.microsoft.com/office/word/2010/wordprocessingGroup" xmlns:wpi="http://schemas.microsoft.com/office/word/2010/wordprocessingInk" xmlns:wne="http://schemas.microsoft.com/office/word/2006/wordml" xmlns:wps="http://schemas.microsoft.com/office/word/2010/wordprocessingShape" mc:Ignorable="w14 w15 w16se w16cid w16 w16cex w16sdtdh w16sdtfl w16du wp14">
   <w:p>
     <w:pPr>
       <w:jc w:val="center"/>
@@ -10060,7 +10045,7 @@
 </file>
 
 <file path=word/footnotes.xml><?xml version="1.0" encoding="utf-8"?>
-<w:footnotes xmlns:wpc="http://schemas.microsoft.com/office/word/2010/wordprocessingCanvas" xmlns:cx="http://schemas.microsoft.com/office/drawing/2014/chartex" xmlns:mc="http://schemas.openxmlformats.org/markup-compatibility/2006" xmlns:o="urn:schemas-microsoft-com:office:office" xmlns:r="http://schemas.openxmlformats.org/officeDocument/2006/relationships" xmlns:m="http://schemas.openxmlformats.org/officeDocument/2006/math" xmlns:v="urn:schemas-microsoft-com:vml" xmlns:wp14="http://schemas.microsoft.com/office/word/2010/wordprocessingDrawing" xmlns:wp="http://schemas.openxmlformats.org/drawingml/2006/wordprocessingDrawing" xmlns:w10="urn:schemas-microsoft-com:office:word" xmlns:w="http://schemas.openxmlformats.org/wordprocessingml/2006/main" xmlns:w14="http://schemas.microsoft.com/office/word/2010/wordml" xmlns:w15="http://schemas.microsoft.com/office/word/2012/wordml" xmlns:w16se="http://schemas.microsoft.com/office/word/2015/wordml/symex" xmlns:wpg="http://schemas.microsoft.com/office/word/2010/wordprocessingGroup" xmlns:wpi="http://schemas.microsoft.com/office/word/2010/wordprocessingInk" xmlns:wne="http://schemas.microsoft.com/office/word/2006/wordml" xmlns:wps="http://schemas.microsoft.com/office/word/2010/wordprocessingShape" mc:Ignorable="w14 w15 w16se wp14">
+<w:footnotes xmlns:wpc="http://schemas.microsoft.com/office/word/2010/wordprocessingCanvas" xmlns:cx="http://schemas.microsoft.com/office/drawing/2014/chartex" xmlns:cx1="http://schemas.microsoft.com/office/drawing/2015/9/8/chartex" xmlns:cx2="http://schemas.microsoft.com/office/drawing/2015/10/21/chartex" xmlns:cx3="http://schemas.microsoft.com/office/drawing/2016/5/9/chartex" xmlns:cx4="http://schemas.microsoft.com/office/drawing/2016/5/10/chartex" xmlns:cx5="http://schemas.microsoft.com/office/drawing/2016/5/11/chartex" xmlns:cx6="http://schemas.microsoft.com/office/drawing/2016/5/12/chartex" xmlns:cx7="http://schemas.microsoft.com/office/drawing/2016/5/13/chartex" xmlns:cx8="http://schemas.microsoft.com/office/drawing/2016/5/14/chartex" xmlns:mc="http://schemas.openxmlformats.org/markup-compatibility/2006" xmlns:aink="http://schemas.microsoft.com/office/drawing/2016/ink" xmlns:am3d="http://schemas.microsoft.com/office/drawing/2017/model3d" xmlns:o="urn:schemas-microsoft-com:office:office" xmlns:oel="http://schemas.microsoft.com/office/2019/extlst" xmlns:r="http://schemas.openxmlformats.org/officeDocument/2006/relationships" xmlns:m="http://schemas.openxmlformats.org/officeDocument/2006/math" xmlns:v="urn:schemas-microsoft-com:vml" xmlns:wp14="http://schemas.microsoft.com/office/word/2010/wordprocessingDrawing" xmlns:wp="http://schemas.openxmlformats.org/drawingml/2006/wordprocessingDrawing" xmlns:w10="urn:schemas-microsoft-com:office:word" xmlns:w="http://schemas.openxmlformats.org/wordprocessingml/2006/main" xmlns:w14="http://schemas.microsoft.com/office/word/2010/wordml" xmlns:w15="http://schemas.microsoft.com/office/word/2012/wordml" xmlns:w16cex="http://schemas.microsoft.com/office/word/2018/wordml/cex" xmlns:w16cid="http://schemas.microsoft.com/office/word/2016/wordml/cid" xmlns:w16="http://schemas.microsoft.com/office/word/2018/wordml" xmlns:w16du="http://schemas.microsoft.com/office/word/2023/wordml/word16du" xmlns:w16sdtdh="http://schemas.microsoft.com/office/word/2020/wordml/sdtdatahash" xmlns:w16sdtfl="http://schemas.microsoft.com/office/word/2024/wordml/sdtformatlock" xmlns:w16se="http://schemas.microsoft.com/office/word/2015/wordml/symex" xmlns:wpg="http://schemas.microsoft.com/office/word/2010/wordprocessingGroup" xmlns:wpi="http://schemas.microsoft.com/office/word/2010/wordprocessingInk" xmlns:wne="http://schemas.microsoft.com/office/word/2006/wordml" xmlns:wps="http://schemas.microsoft.com/office/word/2010/wordprocessingShape" mc:Ignorable="w14 w15 w16se w16cid w16 w16cex w16sdtdh w16sdtfl w16du wp14">
   <w:footnote w:type="separator" w:id="-1">
     <w:p>
       <w:r>
@@ -10079,7 +10064,7 @@
 </file>
 
 <file path=word/numbering.xml><?xml version="1.0" encoding="utf-8"?>
-<w:numbering xmlns:wpc="http://schemas.microsoft.com/office/word/2010/wordprocessingCanvas" xmlns:cx="http://schemas.microsoft.com/office/drawing/2014/chartex" xmlns:mc="http://schemas.openxmlformats.org/markup-compatibility/2006" xmlns:o="urn:schemas-microsoft-com:office:office" xmlns:r="http://schemas.openxmlformats.org/officeDocument/2006/relationships" xmlns:m="http://schemas.openxmlformats.org/officeDocument/2006/math" xmlns:v="urn:schemas-microsoft-com:vml" xmlns:wp14="http://schemas.microsoft.com/office/word/2010/wordprocessingDrawing" xmlns:wp="http://schemas.openxmlformats.org/drawingml/2006/wordprocessingDrawing" xmlns:w10="urn:schemas-microsoft-com:office:word" xmlns:w="http://schemas.openxmlformats.org/wordprocessingml/2006/main" xmlns:w14="http://schemas.microsoft.com/office/word/2010/wordml" xmlns:w15="http://schemas.microsoft.com/office/word/2012/wordml" xmlns:w16se="http://schemas.microsoft.com/office/word/2015/wordml/symex" xmlns:wpg="http://schemas.microsoft.com/office/word/2010/wordprocessingGroup" xmlns:wpi="http://schemas.microsoft.com/office/word/2010/wordprocessingInk" xmlns:wne="http://schemas.microsoft.com/office/word/2006/wordml" xmlns:wps="http://schemas.microsoft.com/office/word/2010/wordprocessingShape" mc:Ignorable="w14 w15 w16se wp14">
+<w:numbering xmlns:wpc="http://schemas.microsoft.com/office/word/2010/wordprocessingCanvas" xmlns:cx="http://schemas.microsoft.com/office/drawing/2014/chartex" xmlns:cx1="http://schemas.microsoft.com/office/drawing/2015/9/8/chartex" xmlns:cx2="http://schemas.microsoft.com/office/drawing/2015/10/21/chartex" xmlns:cx3="http://schemas.microsoft.com/office/drawing/2016/5/9/chartex" xmlns:cx4="http://schemas.microsoft.com/office/drawing/2016/5/10/chartex" xmlns:cx5="http://schemas.microsoft.com/office/drawing/2016/5/11/chartex" xmlns:cx6="http://schemas.microsoft.com/office/drawing/2016/5/12/chartex" xmlns:cx7="http://schemas.microsoft.com/office/drawing/2016/5/13/chartex" xmlns:cx8="http://schemas.microsoft.com/office/drawing/2016/5/14/chartex" xmlns:mc="http://schemas.openxmlformats.org/markup-compatibility/2006" xmlns:aink="http://schemas.microsoft.com/office/drawing/2016/ink" xmlns:am3d="http://schemas.microsoft.com/office/drawing/2017/model3d" xmlns:o="urn:schemas-microsoft-com:office:office" xmlns:oel="http://schemas.microsoft.com/office/2019/extlst" xmlns:r="http://schemas.openxmlformats.org/officeDocument/2006/relationships" xmlns:m="http://schemas.openxmlformats.org/officeDocument/2006/math" xmlns:v="urn:schemas-microsoft-com:vml" xmlns:wp14="http://schemas.microsoft.com/office/word/2010/wordprocessingDrawing" xmlns:wp="http://schemas.openxmlformats.org/drawingml/2006/wordprocessingDrawing" xmlns:w10="urn:schemas-microsoft-com:office:word" xmlns:w="http://schemas.openxmlformats.org/wordprocessingml/2006/main" xmlns:w14="http://schemas.microsoft.com/office/word/2010/wordml" xmlns:w15="http://schemas.microsoft.com/office/word/2012/wordml" xmlns:w16cex="http://schemas.microsoft.com/office/word/2018/wordml/cex" xmlns:w16cid="http://schemas.microsoft.com/office/word/2016/wordml/cid" xmlns:w16="http://schemas.microsoft.com/office/word/2018/wordml" xmlns:w16du="http://schemas.microsoft.com/office/word/2023/wordml/word16du" xmlns:w16sdtdh="http://schemas.microsoft.com/office/word/2020/wordml/sdtdatahash" xmlns:w16sdtfl="http://schemas.microsoft.com/office/word/2024/wordml/sdtformatlock" xmlns:w16se="http://schemas.microsoft.com/office/word/2015/wordml/symex" xmlns:wpg="http://schemas.microsoft.com/office/word/2010/wordprocessingGroup" xmlns:wpi="http://schemas.microsoft.com/office/word/2010/wordprocessingInk" xmlns:wne="http://schemas.microsoft.com/office/word/2006/wordml" xmlns:wps="http://schemas.microsoft.com/office/word/2010/wordprocessingShape" mc:Ignorable="w14 w15 w16se w16cid w16 w16cex w16sdtdh w16sdtfl w16du wp14">
   <w:abstractNum w:abstractNumId="0" w15:restartNumberingAfterBreak="0">
     <w:nsid w:val="147A52A2"/>
     <w:multiLevelType w:val="hybridMultilevel"/>
@@ -10220,13 +10205,13 @@
       </w:pPr>
     </w:lvl>
   </w:abstractNum>
-  <w:num w:numId="1">
+  <w:num w:numId="1" w16cid:durableId="144245064">
     <w:abstractNumId w:val="1"/>
     <w:lvlOverride w:ilvl="0">
       <w:startOverride w:val="1"/>
     </w:lvlOverride>
   </w:num>
-  <w:num w:numId="2">
+  <w:num w:numId="2" w16cid:durableId="195628483">
     <w:abstractNumId w:val="0"/>
     <w:lvlOverride w:ilvl="0">
       <w:startOverride w:val="1"/>
@@ -10236,7 +10221,7 @@
 </file>
 
 <file path=word/styles.xml><?xml version="1.0" encoding="utf-8"?>
-<w:styles xmlns:mc="http://schemas.openxmlformats.org/markup-compatibility/2006" xmlns:r="http://schemas.openxmlformats.org/officeDocument/2006/relationships" xmlns:w="http://schemas.openxmlformats.org/wordprocessingml/2006/main" xmlns:w14="http://schemas.microsoft.com/office/word/2010/wordml" xmlns:w15="http://schemas.microsoft.com/office/word/2012/wordml" xmlns:w16se="http://schemas.microsoft.com/office/word/2015/wordml/symex" mc:Ignorable="w14 w15 w16se">
+<w:styles xmlns:mc="http://schemas.openxmlformats.org/markup-compatibility/2006" xmlns:r="http://schemas.openxmlformats.org/officeDocument/2006/relationships" xmlns:w="http://schemas.openxmlformats.org/wordprocessingml/2006/main" xmlns:w14="http://schemas.microsoft.com/office/word/2010/wordml" xmlns:w15="http://schemas.microsoft.com/office/word/2012/wordml" xmlns:w16cex="http://schemas.microsoft.com/office/word/2018/wordml/cex" xmlns:w16cid="http://schemas.microsoft.com/office/word/2016/wordml/cid" xmlns:w16="http://schemas.microsoft.com/office/word/2018/wordml" xmlns:w16du="http://schemas.microsoft.com/office/word/2023/wordml/word16du" xmlns:w16sdtdh="http://schemas.microsoft.com/office/word/2020/wordml/sdtdatahash" xmlns:w16sdtfl="http://schemas.microsoft.com/office/word/2024/wordml/sdtformatlock" xmlns:w16se="http://schemas.microsoft.com/office/word/2015/wordml/symex" mc:Ignorable="w14 w15 w16se w16cid w16 w16cex w16sdtdh w16sdtfl w16du">
   <w:docDefaults>
     <w:rPrDefault>
       <w:rPr>
@@ -10248,7 +10233,7 @@
     </w:rPrDefault>
     <w:pPrDefault/>
   </w:docDefaults>
-  <w:latentStyles w:defLockedState="0" w:defUIPriority="99" w:defSemiHidden="0" w:defUnhideWhenUsed="0" w:defQFormat="0" w:count="371">
+  <w:latentStyles w:defLockedState="0" w:defUIPriority="99" w:defSemiHidden="0" w:defUnhideWhenUsed="0" w:defQFormat="0" w:count="376">
     <w:lsdException w:name="Normal" w:uiPriority="0" w:qFormat="1"/>
     <w:lsdException w:name="heading 1" w:uiPriority="9" w:qFormat="1"/>
     <w:lsdException w:name="heading 2" w:semiHidden="1" w:uiPriority="9" w:unhideWhenUsed="1" w:qFormat="1"/>
@@ -10620,6 +10605,11 @@
     <w:lsdException w:name="List Table 5 Dark Accent 6" w:uiPriority="50"/>
     <w:lsdException w:name="List Table 6 Colorful Accent 6" w:uiPriority="51"/>
     <w:lsdException w:name="List Table 7 Colorful Accent 6" w:uiPriority="52"/>
+    <w:lsdException w:name="Mention" w:semiHidden="1" w:unhideWhenUsed="1"/>
+    <w:lsdException w:name="Smart Hyperlink" w:semiHidden="1" w:unhideWhenUsed="1"/>
+    <w:lsdException w:name="Hashtag" w:semiHidden="1" w:unhideWhenUsed="1"/>
+    <w:lsdException w:name="Unresolved Mention" w:semiHidden="1" w:unhideWhenUsed="1"/>
+    <w:lsdException w:name="Smart Link" w:semiHidden="1" w:unhideWhenUsed="1"/>
   </w:latentStyles>
   <w:style w:type="paragraph" w:default="1" w:styleId="a">
     <w:name w:val="Normal"/>
